--- a/Exercicios/Exercicios.docx
+++ b/Exercicios/Exercicios.docx
@@ -244,7 +244,23 @@
           <w:sz w:val="20"/>
           <w:szCs w:val="20"/>
         </w:rPr>
-        <w:t>Figura: Soma entre dois números</w:t>
+        <w:t>Figura</w:t>
+      </w:r>
+      <w:r>
+        <w:rPr>
+          <w:rFonts w:ascii="Times New Roman" w:hAnsi="Times New Roman" w:cs="Times New Roman"/>
+          <w:sz w:val="20"/>
+          <w:szCs w:val="20"/>
+        </w:rPr>
+        <w:t xml:space="preserve"> 1</w:t>
+      </w:r>
+      <w:r>
+        <w:rPr>
+          <w:rFonts w:ascii="Times New Roman" w:hAnsi="Times New Roman" w:cs="Times New Roman"/>
+          <w:sz w:val="20"/>
+          <w:szCs w:val="20"/>
+        </w:rPr>
+        <w:t>: Soma entre dois números</w:t>
       </w:r>
     </w:p>
     <w:p>
@@ -331,7 +347,23 @@
           <w:sz w:val="20"/>
           <w:szCs w:val="20"/>
         </w:rPr>
-        <w:t xml:space="preserve">Figura: </w:t>
+        <w:t>Figura</w:t>
+      </w:r>
+      <w:r>
+        <w:rPr>
+          <w:rFonts w:ascii="Times New Roman" w:hAnsi="Times New Roman" w:cs="Times New Roman"/>
+          <w:sz w:val="20"/>
+          <w:szCs w:val="20"/>
+        </w:rPr>
+        <w:t xml:space="preserve"> 2</w:t>
+      </w:r>
+      <w:r>
+        <w:rPr>
+          <w:rFonts w:ascii="Times New Roman" w:hAnsi="Times New Roman" w:cs="Times New Roman"/>
+          <w:sz w:val="20"/>
+          <w:szCs w:val="20"/>
+        </w:rPr>
+        <w:t xml:space="preserve">: </w:t>
       </w:r>
       <w:r>
         <w:rPr>
@@ -503,7 +535,23 @@
           <w:sz w:val="20"/>
           <w:szCs w:val="20"/>
         </w:rPr>
-        <w:t xml:space="preserve">Figura: </w:t>
+        <w:t>Figura</w:t>
+      </w:r>
+      <w:r>
+        <w:rPr>
+          <w:rFonts w:ascii="Times New Roman" w:hAnsi="Times New Roman" w:cs="Times New Roman"/>
+          <w:sz w:val="20"/>
+          <w:szCs w:val="20"/>
+        </w:rPr>
+        <w:t xml:space="preserve"> 3</w:t>
+      </w:r>
+      <w:r>
+        <w:rPr>
+          <w:rFonts w:ascii="Times New Roman" w:hAnsi="Times New Roman" w:cs="Times New Roman"/>
+          <w:sz w:val="20"/>
+          <w:szCs w:val="20"/>
+        </w:rPr>
+        <w:t xml:space="preserve">: </w:t>
       </w:r>
       <w:r>
         <w:rPr>

--- a/Exercicios/Exercicios.docx
+++ b/Exercicios/Exercicios.docx
@@ -564,6 +564,11 @@
     </w:p>
     <w:p>
       <w:pPr>
+        <w:pStyle w:val="ListParagraph"/>
+        <w:numPr>
+          <w:ilvl w:val="0"/>
+          <w:numId w:val="1"/>
+        </w:numPr>
         <w:tabs>
           <w:tab w:val="left" w:pos="1866"/>
         </w:tabs>
@@ -571,6 +576,166 @@
           <w:rFonts w:ascii="Times New Roman" w:hAnsi="Times New Roman" w:cs="Times New Roman"/>
         </w:rPr>
       </w:pPr>
+      <w:r>
+        <w:rPr>
+          <w:rFonts w:ascii="Times New Roman" w:hAnsi="Times New Roman" w:cs="Times New Roman"/>
+        </w:rPr>
+        <w:t>Desenvolva uma interface que implemente uma calculadora de um operando, como a seguir</w:t>
+      </w:r>
+      <w:r>
+        <w:rPr>
+          <w:rFonts w:ascii="Times New Roman" w:hAnsi="Times New Roman" w:cs="Times New Roman"/>
+        </w:rPr>
+        <w:t>.</w:t>
+      </w:r>
+    </w:p>
+    <w:p>
+      <w:pPr>
+        <w:tabs>
+          <w:tab w:val="left" w:pos="1866"/>
+        </w:tabs>
+        <w:jc w:val="center"/>
+        <w:rPr>
+          <w:rFonts w:ascii="Times New Roman" w:hAnsi="Times New Roman" w:cs="Times New Roman"/>
+        </w:rPr>
+      </w:pPr>
+      <w:r>
+        <w:rPr>
+          <w:rFonts w:ascii="Times New Roman" w:hAnsi="Times New Roman" w:cs="Times New Roman"/>
+        </w:rPr>
+        <w:lastRenderedPageBreak/>
+        <w:drawing>
+          <wp:inline distT="0" distB="0" distL="0" distR="0" wp14:anchorId="03E60152" wp14:editId="4862997A">
+            <wp:extent cx="2030400" cy="1440000"/>
+            <wp:effectExtent l="0" t="0" r="8255" b="8255"/>
+            <wp:docPr id="1796131321" name="Picture 1"/>
+            <wp:cNvGraphicFramePr>
+              <a:graphicFrameLocks xmlns:a="http://schemas.openxmlformats.org/drawingml/2006/main" noChangeAspect="1"/>
+            </wp:cNvGraphicFramePr>
+            <a:graphic xmlns:a="http://schemas.openxmlformats.org/drawingml/2006/main">
+              <a:graphicData uri="http://schemas.openxmlformats.org/drawingml/2006/picture">
+                <pic:pic xmlns:pic="http://schemas.openxmlformats.org/drawingml/2006/picture">
+                  <pic:nvPicPr>
+                    <pic:cNvPr id="1796131321" name=""/>
+                    <pic:cNvPicPr/>
+                  </pic:nvPicPr>
+                  <pic:blipFill>
+                    <a:blip r:embed="rId9"/>
+                    <a:stretch>
+                      <a:fillRect/>
+                    </a:stretch>
+                  </pic:blipFill>
+                  <pic:spPr>
+                    <a:xfrm>
+                      <a:off x="0" y="0"/>
+                      <a:ext cx="2030400" cy="1440000"/>
+                    </a:xfrm>
+                    <a:prstGeom prst="rect">
+                      <a:avLst/>
+                    </a:prstGeom>
+                  </pic:spPr>
+                </pic:pic>
+              </a:graphicData>
+            </a:graphic>
+          </wp:inline>
+        </w:drawing>
+      </w:r>
+      <w:r>
+        <w:rPr>
+          <w:rFonts w:ascii="Times New Roman" w:hAnsi="Times New Roman" w:cs="Times New Roman"/>
+        </w:rPr>
+        <w:t xml:space="preserve">    </w:t>
+      </w:r>
+      <w:r>
+        <w:rPr>
+          <w:rFonts w:ascii="Times New Roman" w:hAnsi="Times New Roman" w:cs="Times New Roman"/>
+        </w:rPr>
+        <w:drawing>
+          <wp:inline distT="0" distB="0" distL="0" distR="0" wp14:anchorId="4185BD2C" wp14:editId="0579E1B1">
+            <wp:extent cx="1976400" cy="1440000"/>
+            <wp:effectExtent l="0" t="0" r="5080" b="8255"/>
+            <wp:docPr id="2070237829" name="Picture 1"/>
+            <wp:cNvGraphicFramePr>
+              <a:graphicFrameLocks xmlns:a="http://schemas.openxmlformats.org/drawingml/2006/main" noChangeAspect="1"/>
+            </wp:cNvGraphicFramePr>
+            <a:graphic xmlns:a="http://schemas.openxmlformats.org/drawingml/2006/main">
+              <a:graphicData uri="http://schemas.openxmlformats.org/drawingml/2006/picture">
+                <pic:pic xmlns:pic="http://schemas.openxmlformats.org/drawingml/2006/picture">
+                  <pic:nvPicPr>
+                    <pic:cNvPr id="2070237829" name=""/>
+                    <pic:cNvPicPr/>
+                  </pic:nvPicPr>
+                  <pic:blipFill>
+                    <a:blip r:embed="rId10"/>
+                    <a:stretch>
+                      <a:fillRect/>
+                    </a:stretch>
+                  </pic:blipFill>
+                  <pic:spPr>
+                    <a:xfrm>
+                      <a:off x="0" y="0"/>
+                      <a:ext cx="1976400" cy="1440000"/>
+                    </a:xfrm>
+                    <a:prstGeom prst="rect">
+                      <a:avLst/>
+                    </a:prstGeom>
+                  </pic:spPr>
+                </pic:pic>
+              </a:graphicData>
+            </a:graphic>
+          </wp:inline>
+        </w:drawing>
+      </w:r>
+    </w:p>
+    <w:p>
+      <w:pPr>
+        <w:jc w:val="center"/>
+        <w:rPr>
+          <w:rFonts w:ascii="Times New Roman" w:hAnsi="Times New Roman" w:cs="Times New Roman"/>
+          <w:sz w:val="20"/>
+          <w:szCs w:val="20"/>
+        </w:rPr>
+      </w:pPr>
+      <w:r>
+        <w:rPr>
+          <w:rFonts w:ascii="Times New Roman" w:hAnsi="Times New Roman" w:cs="Times New Roman"/>
+          <w:sz w:val="20"/>
+          <w:szCs w:val="20"/>
+        </w:rPr>
+        <w:t>Figura</w:t>
+      </w:r>
+      <w:r>
+        <w:rPr>
+          <w:rFonts w:ascii="Times New Roman" w:hAnsi="Times New Roman" w:cs="Times New Roman"/>
+          <w:sz w:val="20"/>
+          <w:szCs w:val="20"/>
+        </w:rPr>
+        <w:t xml:space="preserve"> </w:t>
+      </w:r>
+      <w:r>
+        <w:rPr>
+          <w:rFonts w:ascii="Times New Roman" w:hAnsi="Times New Roman" w:cs="Times New Roman"/>
+          <w:sz w:val="20"/>
+          <w:szCs w:val="20"/>
+        </w:rPr>
+        <w:t>4</w:t>
+      </w:r>
+      <w:r>
+        <w:rPr>
+          <w:rFonts w:ascii="Times New Roman" w:hAnsi="Times New Roman" w:cs="Times New Roman"/>
+          <w:sz w:val="20"/>
+          <w:szCs w:val="20"/>
+        </w:rPr>
+        <w:t xml:space="preserve">: </w:t>
+      </w:r>
+      <w:r>
+        <w:rPr>
+          <w:rFonts w:ascii="Times New Roman" w:hAnsi="Times New Roman" w:cs="Times New Roman"/>
+          <w:sz w:val="20"/>
+          <w:szCs w:val="20"/>
+        </w:rPr>
+        <w:t>Super Calculadora</w:t>
+      </w:r>
     </w:p>
     <w:sectPr>
       <w:pgSz w:w="11906" w:h="16838"/>

--- a/Exercicios/Exercicios.docx
+++ b/Exercicios/Exercicios.docx
@@ -241,6 +241,8 @@
       <w:r>
         <w:rPr>
           <w:rFonts w:ascii="Times New Roman" w:hAnsi="Times New Roman" w:cs="Times New Roman"/>
+          <w:b/>
+          <w:bCs/>
           <w:sz w:val="20"/>
           <w:szCs w:val="20"/>
         </w:rPr>
@@ -249,6 +251,8 @@
       <w:r>
         <w:rPr>
           <w:rFonts w:ascii="Times New Roman" w:hAnsi="Times New Roman" w:cs="Times New Roman"/>
+          <w:b/>
+          <w:bCs/>
           <w:sz w:val="20"/>
           <w:szCs w:val="20"/>
         </w:rPr>
@@ -257,10 +261,20 @@
       <w:r>
         <w:rPr>
           <w:rFonts w:ascii="Times New Roman" w:hAnsi="Times New Roman" w:cs="Times New Roman"/>
-          <w:sz w:val="20"/>
-          <w:szCs w:val="20"/>
-        </w:rPr>
-        <w:t>: Soma entre dois números</w:t>
+          <w:b/>
+          <w:bCs/>
+          <w:sz w:val="20"/>
+          <w:szCs w:val="20"/>
+        </w:rPr>
+        <w:t>:</w:t>
+      </w:r>
+      <w:r>
+        <w:rPr>
+          <w:rFonts w:ascii="Times New Roman" w:hAnsi="Times New Roman" w:cs="Times New Roman"/>
+          <w:sz w:val="20"/>
+          <w:szCs w:val="20"/>
+        </w:rPr>
+        <w:t xml:space="preserve"> Soma entre dois números</w:t>
       </w:r>
     </w:p>
     <w:p>
@@ -344,6 +358,8 @@
       <w:r>
         <w:rPr>
           <w:rFonts w:ascii="Times New Roman" w:hAnsi="Times New Roman" w:cs="Times New Roman"/>
+          <w:b/>
+          <w:bCs/>
           <w:sz w:val="20"/>
           <w:szCs w:val="20"/>
         </w:rPr>
@@ -352,6 +368,8 @@
       <w:r>
         <w:rPr>
           <w:rFonts w:ascii="Times New Roman" w:hAnsi="Times New Roman" w:cs="Times New Roman"/>
+          <w:b/>
+          <w:bCs/>
           <w:sz w:val="20"/>
           <w:szCs w:val="20"/>
         </w:rPr>
@@ -360,10 +378,20 @@
       <w:r>
         <w:rPr>
           <w:rFonts w:ascii="Times New Roman" w:hAnsi="Times New Roman" w:cs="Times New Roman"/>
-          <w:sz w:val="20"/>
-          <w:szCs w:val="20"/>
-        </w:rPr>
-        <w:t xml:space="preserve">: </w:t>
+          <w:b/>
+          <w:bCs/>
+          <w:sz w:val="20"/>
+          <w:szCs w:val="20"/>
+        </w:rPr>
+        <w:t>:</w:t>
+      </w:r>
+      <w:r>
+        <w:rPr>
+          <w:rFonts w:ascii="Times New Roman" w:hAnsi="Times New Roman" w:cs="Times New Roman"/>
+          <w:sz w:val="20"/>
+          <w:szCs w:val="20"/>
+        </w:rPr>
+        <w:t xml:space="preserve"> </w:t>
       </w:r>
       <w:r>
         <w:rPr>
@@ -532,6 +560,8 @@
       <w:r>
         <w:rPr>
           <w:rFonts w:ascii="Times New Roman" w:hAnsi="Times New Roman" w:cs="Times New Roman"/>
+          <w:b/>
+          <w:bCs/>
           <w:sz w:val="20"/>
           <w:szCs w:val="20"/>
         </w:rPr>
@@ -540,6 +570,8 @@
       <w:r>
         <w:rPr>
           <w:rFonts w:ascii="Times New Roman" w:hAnsi="Times New Roman" w:cs="Times New Roman"/>
+          <w:b/>
+          <w:bCs/>
           <w:sz w:val="20"/>
           <w:szCs w:val="20"/>
         </w:rPr>
@@ -548,10 +580,20 @@
       <w:r>
         <w:rPr>
           <w:rFonts w:ascii="Times New Roman" w:hAnsi="Times New Roman" w:cs="Times New Roman"/>
-          <w:sz w:val="20"/>
-          <w:szCs w:val="20"/>
-        </w:rPr>
-        <w:t xml:space="preserve">: </w:t>
+          <w:b/>
+          <w:bCs/>
+          <w:sz w:val="20"/>
+          <w:szCs w:val="20"/>
+        </w:rPr>
+        <w:t>:</w:t>
+      </w:r>
+      <w:r>
+        <w:rPr>
+          <w:rFonts w:ascii="Times New Roman" w:hAnsi="Times New Roman" w:cs="Times New Roman"/>
+          <w:sz w:val="20"/>
+          <w:szCs w:val="20"/>
+        </w:rPr>
+        <w:t xml:space="preserve"> </w:t>
       </w:r>
       <w:r>
         <w:rPr>
@@ -602,6 +644,7 @@
       <w:r>
         <w:rPr>
           <w:rFonts w:ascii="Times New Roman" w:hAnsi="Times New Roman" w:cs="Times New Roman"/>
+          <w:noProof/>
         </w:rPr>
         <w:lastRenderedPageBreak/>
         <w:drawing>
@@ -649,6 +692,7 @@
       <w:r>
         <w:rPr>
           <w:rFonts w:ascii="Times New Roman" w:hAnsi="Times New Roman" w:cs="Times New Roman"/>
+          <w:noProof/>
         </w:rPr>
         <w:drawing>
           <wp:inline distT="0" distB="0" distL="0" distR="0" wp14:anchorId="4185BD2C" wp14:editId="0579E1B1">
@@ -699,10 +743,12 @@
       <w:r>
         <w:rPr>
           <w:rFonts w:ascii="Times New Roman" w:hAnsi="Times New Roman" w:cs="Times New Roman"/>
-          <w:sz w:val="20"/>
-          <w:szCs w:val="20"/>
-        </w:rPr>
-        <w:t>Figura</w:t>
+          <w:b/>
+          <w:bCs/>
+          <w:sz w:val="20"/>
+          <w:szCs w:val="20"/>
+        </w:rPr>
+        <w:t>Figura 4:</w:t>
       </w:r>
       <w:r>
         <w:rPr>
@@ -718,24 +764,198 @@
           <w:sz w:val="20"/>
           <w:szCs w:val="20"/>
         </w:rPr>
-        <w:t>4</w:t>
-      </w:r>
-      <w:r>
-        <w:rPr>
-          <w:rFonts w:ascii="Times New Roman" w:hAnsi="Times New Roman" w:cs="Times New Roman"/>
-          <w:sz w:val="20"/>
-          <w:szCs w:val="20"/>
-        </w:rPr>
-        <w:t xml:space="preserve">: </w:t>
-      </w:r>
-      <w:r>
-        <w:rPr>
-          <w:rFonts w:ascii="Times New Roman" w:hAnsi="Times New Roman" w:cs="Times New Roman"/>
-          <w:sz w:val="20"/>
-          <w:szCs w:val="20"/>
-        </w:rPr>
         <w:t>Super Calculadora</w:t>
       </w:r>
+    </w:p>
+    <w:p>
+      <w:pPr>
+        <w:pStyle w:val="ListParagraph"/>
+        <w:numPr>
+          <w:ilvl w:val="0"/>
+          <w:numId w:val="1"/>
+        </w:numPr>
+        <w:rPr>
+          <w:rFonts w:ascii="Times New Roman" w:hAnsi="Times New Roman" w:cs="Times New Roman"/>
+        </w:rPr>
+      </w:pPr>
+      <w:r>
+        <w:rPr>
+          <w:rFonts w:ascii="Times New Roman" w:hAnsi="Times New Roman" w:cs="Times New Roman"/>
+        </w:rPr>
+        <w:t>Desenvolva uma interface que permita ao usuário calcular o valor do discriminante em uma equação de segundo grau, como a seguir.</w:t>
+      </w:r>
+    </w:p>
+    <w:p>
+      <w:pPr>
+        <w:jc w:val="center"/>
+        <w:rPr>
+          <w:rFonts w:ascii="Times New Roman" w:hAnsi="Times New Roman" w:cs="Times New Roman"/>
+        </w:rPr>
+      </w:pPr>
+      <w:r>
+        <w:rPr>
+          <w:rFonts w:ascii="Times New Roman" w:hAnsi="Times New Roman" w:cs="Times New Roman"/>
+          <w:noProof/>
+        </w:rPr>
+        <w:drawing>
+          <wp:inline distT="0" distB="0" distL="0" distR="0" wp14:anchorId="6180A5B6" wp14:editId="55B94D52">
+            <wp:extent cx="2059200" cy="1440000"/>
+            <wp:effectExtent l="0" t="0" r="0" b="8255"/>
+            <wp:docPr id="529826093" name="Picture 1"/>
+            <wp:cNvGraphicFramePr>
+              <a:graphicFrameLocks xmlns:a="http://schemas.openxmlformats.org/drawingml/2006/main" noChangeAspect="1"/>
+            </wp:cNvGraphicFramePr>
+            <a:graphic xmlns:a="http://schemas.openxmlformats.org/drawingml/2006/main">
+              <a:graphicData uri="http://schemas.openxmlformats.org/drawingml/2006/picture">
+                <pic:pic xmlns:pic="http://schemas.openxmlformats.org/drawingml/2006/picture">
+                  <pic:nvPicPr>
+                    <pic:cNvPr id="529826093" name="Picture 529826093"/>
+                    <pic:cNvPicPr/>
+                  </pic:nvPicPr>
+                  <pic:blipFill>
+                    <a:blip r:embed="rId11">
+                      <a:extLst>
+                        <a:ext uri="{28A0092B-C50C-407E-A947-70E740481C1C}">
+                          <a14:useLocalDpi xmlns:a14="http://schemas.microsoft.com/office/drawing/2010/main" val="0"/>
+                        </a:ext>
+                      </a:extLst>
+                    </a:blip>
+                    <a:stretch>
+                      <a:fillRect/>
+                    </a:stretch>
+                  </pic:blipFill>
+                  <pic:spPr>
+                    <a:xfrm>
+                      <a:off x="0" y="0"/>
+                      <a:ext cx="2059200" cy="1440000"/>
+                    </a:xfrm>
+                    <a:prstGeom prst="rect">
+                      <a:avLst/>
+                    </a:prstGeom>
+                  </pic:spPr>
+                </pic:pic>
+              </a:graphicData>
+            </a:graphic>
+          </wp:inline>
+        </w:drawing>
+      </w:r>
+      <w:r>
+        <w:rPr>
+          <w:rFonts w:ascii="Times New Roman" w:hAnsi="Times New Roman" w:cs="Times New Roman"/>
+        </w:rPr>
+        <w:t xml:space="preserve">    </w:t>
+      </w:r>
+      <w:r>
+        <w:rPr>
+          <w:rFonts w:ascii="Times New Roman" w:hAnsi="Times New Roman" w:cs="Times New Roman"/>
+          <w:noProof/>
+        </w:rPr>
+        <w:drawing>
+          <wp:inline distT="0" distB="0" distL="0" distR="0" wp14:anchorId="214F0834" wp14:editId="0B3854F0">
+            <wp:extent cx="2037600" cy="1440000"/>
+            <wp:effectExtent l="0" t="0" r="1270" b="8255"/>
+            <wp:docPr id="776897869" name="Picture 2" descr="A screenshot of a math problem&#10;&#10;AI-generated content may be incorrect."/>
+            <wp:cNvGraphicFramePr>
+              <a:graphicFrameLocks xmlns:a="http://schemas.openxmlformats.org/drawingml/2006/main" noChangeAspect="1"/>
+            </wp:cNvGraphicFramePr>
+            <a:graphic xmlns:a="http://schemas.openxmlformats.org/drawingml/2006/main">
+              <a:graphicData uri="http://schemas.openxmlformats.org/drawingml/2006/picture">
+                <pic:pic xmlns:pic="http://schemas.openxmlformats.org/drawingml/2006/picture">
+                  <pic:nvPicPr>
+                    <pic:cNvPr id="776897869" name="Picture 2" descr="A screenshot of a math problem&#10;&#10;AI-generated content may be incorrect."/>
+                    <pic:cNvPicPr/>
+                  </pic:nvPicPr>
+                  <pic:blipFill>
+                    <a:blip r:embed="rId12">
+                      <a:extLst>
+                        <a:ext uri="{28A0092B-C50C-407E-A947-70E740481C1C}">
+                          <a14:useLocalDpi xmlns:a14="http://schemas.microsoft.com/office/drawing/2010/main" val="0"/>
+                        </a:ext>
+                      </a:extLst>
+                    </a:blip>
+                    <a:stretch>
+                      <a:fillRect/>
+                    </a:stretch>
+                  </pic:blipFill>
+                  <pic:spPr>
+                    <a:xfrm>
+                      <a:off x="0" y="0"/>
+                      <a:ext cx="2037600" cy="1440000"/>
+                    </a:xfrm>
+                    <a:prstGeom prst="rect">
+                      <a:avLst/>
+                    </a:prstGeom>
+                  </pic:spPr>
+                </pic:pic>
+              </a:graphicData>
+            </a:graphic>
+          </wp:inline>
+        </w:drawing>
+      </w:r>
+    </w:p>
+    <w:p>
+      <w:pPr>
+        <w:jc w:val="center"/>
+        <w:rPr>
+          <w:rFonts w:ascii="Times New Roman" w:hAnsi="Times New Roman" w:cs="Times New Roman"/>
+          <w:sz w:val="20"/>
+          <w:szCs w:val="20"/>
+        </w:rPr>
+      </w:pPr>
+      <w:r>
+        <w:rPr>
+          <w:rFonts w:ascii="Times New Roman" w:hAnsi="Times New Roman" w:cs="Times New Roman"/>
+          <w:b/>
+          <w:bCs/>
+          <w:sz w:val="20"/>
+          <w:szCs w:val="20"/>
+        </w:rPr>
+        <w:t xml:space="preserve">Figura </w:t>
+      </w:r>
+      <w:r>
+        <w:rPr>
+          <w:rFonts w:ascii="Times New Roman" w:hAnsi="Times New Roman" w:cs="Times New Roman"/>
+          <w:b/>
+          <w:bCs/>
+          <w:sz w:val="20"/>
+          <w:szCs w:val="20"/>
+        </w:rPr>
+        <w:t>5</w:t>
+      </w:r>
+      <w:r>
+        <w:rPr>
+          <w:rFonts w:ascii="Times New Roman" w:hAnsi="Times New Roman" w:cs="Times New Roman"/>
+          <w:b/>
+          <w:bCs/>
+          <w:sz w:val="20"/>
+          <w:szCs w:val="20"/>
+        </w:rPr>
+        <w:t>:</w:t>
+      </w:r>
+      <w:r>
+        <w:rPr>
+          <w:rFonts w:ascii="Times New Roman" w:hAnsi="Times New Roman" w:cs="Times New Roman"/>
+          <w:sz w:val="20"/>
+          <w:szCs w:val="20"/>
+        </w:rPr>
+        <w:t xml:space="preserve"> </w:t>
+      </w:r>
+      <w:r>
+        <w:rPr>
+          <w:rFonts w:ascii="Times New Roman" w:hAnsi="Times New Roman" w:cs="Times New Roman"/>
+          <w:sz w:val="20"/>
+          <w:szCs w:val="20"/>
+        </w:rPr>
+        <w:t>Cálculo do discriminante</w:t>
+      </w:r>
+    </w:p>
+    <w:p>
+      <w:pPr>
+        <w:jc w:val="center"/>
+        <w:rPr>
+          <w:rFonts w:ascii="Times New Roman" w:hAnsi="Times New Roman" w:cs="Times New Roman"/>
+        </w:rPr>
+      </w:pPr>
     </w:p>
     <w:sectPr>
       <w:pgSz w:w="11906" w:h="16838"/>

--- a/Exercicios/Exercicios.docx
+++ b/Exercicios/Exercicios.docx
@@ -39,7 +39,31 @@
         <w:rPr>
           <w:rFonts w:ascii="Times New Roman" w:hAnsi="Times New Roman" w:cs="Times New Roman"/>
         </w:rPr>
-        <w:t xml:space="preserve">Escreva um programa que retorne a hora atual </w:t>
+        <w:t>Escreva os seguintes programas</w:t>
+      </w:r>
+    </w:p>
+    <w:p>
+      <w:pPr>
+        <w:pStyle w:val="ListParagraph"/>
+        <w:numPr>
+          <w:ilvl w:val="1"/>
+          <w:numId w:val="1"/>
+        </w:numPr>
+        <w:rPr>
+          <w:rFonts w:ascii="Times New Roman" w:hAnsi="Times New Roman" w:cs="Times New Roman"/>
+        </w:rPr>
+      </w:pPr>
+      <w:r>
+        <w:rPr>
+          <w:rFonts w:ascii="Times New Roman" w:hAnsi="Times New Roman" w:cs="Times New Roman"/>
+        </w:rPr>
+        <w:t>R</w:t>
+      </w:r>
+      <w:r>
+        <w:rPr>
+          <w:rFonts w:ascii="Times New Roman" w:hAnsi="Times New Roman" w:cs="Times New Roman"/>
+        </w:rPr>
+        <w:t xml:space="preserve">etorne a hora atual </w:t>
       </w:r>
       <w:r>
         <w:rPr>
@@ -94,6 +118,66 @@
           <w:rFonts w:ascii="Times New Roman" w:hAnsi="Times New Roman" w:cs="Times New Roman"/>
         </w:rPr>
         <w:t>s</w:t>
+      </w:r>
+      <w:r>
+        <w:rPr>
+          <w:rFonts w:ascii="Times New Roman" w:hAnsi="Times New Roman" w:cs="Times New Roman"/>
+        </w:rPr>
+        <w:t>.</w:t>
+      </w:r>
+    </w:p>
+    <w:p>
+      <w:pPr>
+        <w:pStyle w:val="ListParagraph"/>
+        <w:numPr>
+          <w:ilvl w:val="1"/>
+          <w:numId w:val="1"/>
+        </w:numPr>
+        <w:rPr>
+          <w:rFonts w:ascii="Times New Roman" w:hAnsi="Times New Roman" w:cs="Times New Roman"/>
+        </w:rPr>
+      </w:pPr>
+      <w:r>
+        <w:rPr>
+          <w:rFonts w:ascii="Times New Roman" w:hAnsi="Times New Roman" w:cs="Times New Roman"/>
+        </w:rPr>
+        <w:t>R</w:t>
+      </w:r>
+      <w:r>
+        <w:rPr>
+          <w:rFonts w:ascii="Times New Roman" w:hAnsi="Times New Roman" w:cs="Times New Roman"/>
+        </w:rPr>
+        <w:t>etorne o idioma do sistema operacional</w:t>
+      </w:r>
+      <w:r>
+        <w:rPr>
+          <w:rFonts w:ascii="Times New Roman" w:hAnsi="Times New Roman" w:cs="Times New Roman"/>
+        </w:rPr>
+        <w:t>.</w:t>
+      </w:r>
+    </w:p>
+    <w:p>
+      <w:pPr>
+        <w:pStyle w:val="ListParagraph"/>
+        <w:numPr>
+          <w:ilvl w:val="1"/>
+          <w:numId w:val="1"/>
+        </w:numPr>
+        <w:rPr>
+          <w:rFonts w:ascii="Times New Roman" w:hAnsi="Times New Roman" w:cs="Times New Roman"/>
+        </w:rPr>
+      </w:pPr>
+      <w:r>
+        <w:rPr>
+          <w:rFonts w:ascii="Times New Roman" w:hAnsi="Times New Roman" w:cs="Times New Roman"/>
+        </w:rPr>
+        <w:t>R</w:t>
+      </w:r>
+      <w:r>
+        <w:rPr>
+          <w:rFonts w:ascii="Times New Roman" w:hAnsi="Times New Roman" w:cs="Times New Roman"/>
+        </w:rPr>
+        <w:t>etorne a resolução da tela no formato largura x altura, em pixels, e.g., 1280 x 720</w:t>
       </w:r>
       <w:r>
         <w:rPr>
@@ -117,60 +201,6 @@
         <w:rPr>
           <w:rFonts w:ascii="Times New Roman" w:hAnsi="Times New Roman" w:cs="Times New Roman"/>
         </w:rPr>
-        <w:t>Escreva um programa que retorne o idioma do sistema</w:t>
-      </w:r>
-      <w:r>
-        <w:rPr>
-          <w:rFonts w:ascii="Times New Roman" w:hAnsi="Times New Roman" w:cs="Times New Roman"/>
-        </w:rPr>
-        <w:t xml:space="preserve"> operacional</w:t>
-      </w:r>
-      <w:r>
-        <w:rPr>
-          <w:rFonts w:ascii="Times New Roman" w:hAnsi="Times New Roman" w:cs="Times New Roman"/>
-        </w:rPr>
-        <w:t>.</w:t>
-      </w:r>
-    </w:p>
-    <w:p>
-      <w:pPr>
-        <w:pStyle w:val="ListParagraph"/>
-        <w:numPr>
-          <w:ilvl w:val="0"/>
-          <w:numId w:val="1"/>
-        </w:numPr>
-        <w:rPr>
-          <w:rFonts w:ascii="Times New Roman" w:hAnsi="Times New Roman" w:cs="Times New Roman"/>
-        </w:rPr>
-      </w:pPr>
-      <w:r>
-        <w:rPr>
-          <w:rFonts w:ascii="Times New Roman" w:hAnsi="Times New Roman" w:cs="Times New Roman"/>
-        </w:rPr>
-        <w:t>Escreva um programa que retorne a resolução da tela no formato largura x altura, em pixels, e.g., 1280 x 720</w:t>
-      </w:r>
-      <w:r>
-        <w:rPr>
-          <w:rFonts w:ascii="Times New Roman" w:hAnsi="Times New Roman" w:cs="Times New Roman"/>
-        </w:rPr>
-        <w:t>.</w:t>
-      </w:r>
-    </w:p>
-    <w:p>
-      <w:pPr>
-        <w:pStyle w:val="ListParagraph"/>
-        <w:numPr>
-          <w:ilvl w:val="0"/>
-          <w:numId w:val="1"/>
-        </w:numPr>
-        <w:rPr>
-          <w:rFonts w:ascii="Times New Roman" w:hAnsi="Times New Roman" w:cs="Times New Roman"/>
-        </w:rPr>
-      </w:pPr>
-      <w:r>
-        <w:rPr>
-          <w:rFonts w:ascii="Times New Roman" w:hAnsi="Times New Roman" w:cs="Times New Roman"/>
-        </w:rPr>
         <w:t>Desenvolva uma interface que calcule a soma entre dois números, como a seguir</w:t>
       </w:r>
     </w:p>
@@ -187,7 +217,7 @@
           <w:noProof/>
         </w:rPr>
         <w:drawing>
-          <wp:inline distT="0" distB="0" distL="0" distR="0" wp14:anchorId="6991E95E" wp14:editId="7EA8D230">
+          <wp:inline distT="0" distB="0" distL="0" distR="0" wp14:anchorId="6991E95E" wp14:editId="15A95ED4">
             <wp:extent cx="2614628" cy="1134056"/>
             <wp:effectExtent l="0" t="0" r="0" b="9525"/>
             <wp:docPr id="1310833572" name="Picture 1"/>
@@ -393,14 +423,35 @@
         </w:rPr>
         <w:t xml:space="preserve"> </w:t>
       </w:r>
-      <w:r>
-        <w:rPr>
-          <w:rFonts w:ascii="Times New Roman" w:hAnsi="Times New Roman" w:cs="Times New Roman"/>
-          <w:sz w:val="20"/>
-          <w:szCs w:val="20"/>
-        </w:rPr>
-        <w:t>Cálculo de idade com base na data atual</w:t>
-      </w:r>
+      <w:hyperlink r:id="rId7" w:history="1">
+        <w:r>
+          <w:rPr>
+            <w:rStyle w:val="Hyperlink"/>
+            <w:rFonts w:ascii="Times New Roman" w:hAnsi="Times New Roman" w:cs="Times New Roman"/>
+            <w:sz w:val="20"/>
+            <w:szCs w:val="20"/>
+          </w:rPr>
+          <w:t>Cálculo de idade com base na</w:t>
+        </w:r>
+        <w:r>
+          <w:rPr>
+            <w:rStyle w:val="Hyperlink"/>
+            <w:rFonts w:ascii="Times New Roman" w:hAnsi="Times New Roman" w:cs="Times New Roman"/>
+            <w:sz w:val="20"/>
+            <w:szCs w:val="20"/>
+          </w:rPr>
+          <w:t xml:space="preserve"> </w:t>
+        </w:r>
+        <w:r>
+          <w:rPr>
+            <w:rStyle w:val="Hyperlink"/>
+            <w:rFonts w:ascii="Times New Roman" w:hAnsi="Times New Roman" w:cs="Times New Roman"/>
+            <w:sz w:val="20"/>
+            <w:szCs w:val="20"/>
+          </w:rPr>
+          <w:t>data atual</w:t>
+        </w:r>
+      </w:hyperlink>
     </w:p>
     <w:p>
       <w:pPr>
@@ -467,7 +518,7 @@
                     <pic:cNvPicPr/>
                   </pic:nvPicPr>
                   <pic:blipFill>
-                    <a:blip r:embed="rId7" cstate="print">
+                    <a:blip r:embed="rId8" cstate="print">
                       <a:extLst>
                         <a:ext uri="{28A0092B-C50C-407E-A947-70E740481C1C}">
                           <a14:useLocalDpi xmlns:a14="http://schemas.microsoft.com/office/drawing/2010/main" val="0"/>
@@ -521,7 +572,7 @@
                     <pic:cNvPicPr/>
                   </pic:nvPicPr>
                   <pic:blipFill>
-                    <a:blip r:embed="rId8" cstate="print">
+                    <a:blip r:embed="rId9" cstate="print">
                       <a:extLst>
                         <a:ext uri="{28A0092B-C50C-407E-A947-70E740481C1C}">
                           <a14:useLocalDpi xmlns:a14="http://schemas.microsoft.com/office/drawing/2010/main" val="0"/>
@@ -663,7 +714,7 @@
                     <pic:cNvPicPr/>
                   </pic:nvPicPr>
                   <pic:blipFill>
-                    <a:blip r:embed="rId9"/>
+                    <a:blip r:embed="rId10"/>
                     <a:stretch>
                       <a:fillRect/>
                     </a:stretch>
@@ -710,7 +761,7 @@
                     <pic:cNvPicPr/>
                   </pic:nvPicPr>
                   <pic:blipFill>
-                    <a:blip r:embed="rId10"/>
+                    <a:blip r:embed="rId11"/>
                     <a:stretch>
                       <a:fillRect/>
                     </a:stretch>
@@ -813,7 +864,7 @@
                     <pic:cNvPicPr/>
                   </pic:nvPicPr>
                   <pic:blipFill>
-                    <a:blip r:embed="rId11">
+                    <a:blip r:embed="rId12">
                       <a:extLst>
                         <a:ext uri="{28A0092B-C50C-407E-A947-70E740481C1C}">
                           <a14:useLocalDpi xmlns:a14="http://schemas.microsoft.com/office/drawing/2010/main" val="0"/>
@@ -866,7 +917,7 @@
                     <pic:cNvPicPr/>
                   </pic:nvPicPr>
                   <pic:blipFill>
-                    <a:blip r:embed="rId12">
+                    <a:blip r:embed="rId13">
                       <a:extLst>
                         <a:ext uri="{28A0092B-C50C-407E-A947-70E740481C1C}">
                           <a14:useLocalDpi xmlns:a14="http://schemas.microsoft.com/office/drawing/2010/main" val="0"/>
@@ -951,11 +1002,793 @@
     </w:p>
     <w:p>
       <w:pPr>
+        <w:pStyle w:val="ListParagraph"/>
+        <w:numPr>
+          <w:ilvl w:val="0"/>
+          <w:numId w:val="1"/>
+        </w:numPr>
+        <w:rPr>
+          <w:rFonts w:ascii="Times New Roman" w:hAnsi="Times New Roman" w:cs="Times New Roman"/>
+        </w:rPr>
+      </w:pPr>
+      <w:r>
+        <w:rPr>
+          <w:rFonts w:ascii="Times New Roman" w:hAnsi="Times New Roman" w:cs="Times New Roman"/>
+        </w:rPr>
+        <w:t>Desenvolva uma interface que receba a medida dos três lados de um triângulo e o classifique quanto ao comprimento dos lados, como a seguir.</w:t>
+      </w:r>
+    </w:p>
+    <w:p>
+      <w:pPr>
         <w:jc w:val="center"/>
         <w:rPr>
           <w:rFonts w:ascii="Times New Roman" w:hAnsi="Times New Roman" w:cs="Times New Roman"/>
         </w:rPr>
       </w:pPr>
+      <w:r>
+        <w:rPr>
+          <w:rFonts w:ascii="Times New Roman" w:hAnsi="Times New Roman" w:cs="Times New Roman"/>
+        </w:rPr>
+        <w:drawing>
+          <wp:inline distT="0" distB="0" distL="0" distR="0" wp14:anchorId="283E7BA8" wp14:editId="7C32711E">
+            <wp:extent cx="2473200" cy="1440000"/>
+            <wp:effectExtent l="0" t="0" r="3810" b="8255"/>
+            <wp:docPr id="1657688825" name="Picture 1"/>
+            <wp:cNvGraphicFramePr>
+              <a:graphicFrameLocks xmlns:a="http://schemas.openxmlformats.org/drawingml/2006/main" noChangeAspect="1"/>
+            </wp:cNvGraphicFramePr>
+            <a:graphic xmlns:a="http://schemas.openxmlformats.org/drawingml/2006/main">
+              <a:graphicData uri="http://schemas.openxmlformats.org/drawingml/2006/picture">
+                <pic:pic xmlns:pic="http://schemas.openxmlformats.org/drawingml/2006/picture">
+                  <pic:nvPicPr>
+                    <pic:cNvPr id="1657688825" name=""/>
+                    <pic:cNvPicPr/>
+                  </pic:nvPicPr>
+                  <pic:blipFill>
+                    <a:blip r:embed="rId14"/>
+                    <a:stretch>
+                      <a:fillRect/>
+                    </a:stretch>
+                  </pic:blipFill>
+                  <pic:spPr>
+                    <a:xfrm>
+                      <a:off x="0" y="0"/>
+                      <a:ext cx="2473200" cy="1440000"/>
+                    </a:xfrm>
+                    <a:prstGeom prst="rect">
+                      <a:avLst/>
+                    </a:prstGeom>
+                  </pic:spPr>
+                </pic:pic>
+              </a:graphicData>
+            </a:graphic>
+          </wp:inline>
+        </w:drawing>
+      </w:r>
+    </w:p>
+    <w:p>
+      <w:pPr>
+        <w:jc w:val="center"/>
+        <w:rPr>
+          <w:rFonts w:ascii="Times New Roman" w:hAnsi="Times New Roman" w:cs="Times New Roman"/>
+          <w:sz w:val="20"/>
+          <w:szCs w:val="20"/>
+        </w:rPr>
+      </w:pPr>
+      <w:r>
+        <w:rPr>
+          <w:rFonts w:ascii="Times New Roman" w:hAnsi="Times New Roman" w:cs="Times New Roman"/>
+          <w:b/>
+          <w:bCs/>
+          <w:sz w:val="20"/>
+          <w:szCs w:val="20"/>
+        </w:rPr>
+        <w:t>Figura 6:</w:t>
+      </w:r>
+      <w:r>
+        <w:rPr>
+          <w:rFonts w:ascii="Times New Roman" w:hAnsi="Times New Roman" w:cs="Times New Roman"/>
+          <w:sz w:val="20"/>
+          <w:szCs w:val="20"/>
+        </w:rPr>
+        <w:t xml:space="preserve"> Classificação de um triângulo pela quantidade de lados</w:t>
+      </w:r>
+    </w:p>
+    <w:p>
+      <w:pPr>
+        <w:pStyle w:val="ListParagraph"/>
+        <w:numPr>
+          <w:ilvl w:val="0"/>
+          <w:numId w:val="1"/>
+        </w:numPr>
+        <w:rPr>
+          <w:rFonts w:ascii="Times New Roman" w:hAnsi="Times New Roman" w:cs="Times New Roman"/>
+        </w:rPr>
+      </w:pPr>
+      <w:r>
+        <w:rPr>
+          <w:rFonts w:ascii="Times New Roman" w:hAnsi="Times New Roman" w:cs="Times New Roman"/>
+        </w:rPr>
+        <w:t>Desenvolva uma interface para calcular o fatorial de um número inteiro, como a seguir.</w:t>
+      </w:r>
+    </w:p>
+    <w:p>
+      <w:pPr>
+        <w:jc w:val="center"/>
+        <w:rPr>
+          <w:rFonts w:ascii="Times New Roman" w:hAnsi="Times New Roman" w:cs="Times New Roman"/>
+        </w:rPr>
+      </w:pPr>
+      <w:r>
+        <w:rPr>
+          <w:rFonts w:ascii="Times New Roman" w:hAnsi="Times New Roman" w:cs="Times New Roman"/>
+        </w:rPr>
+        <w:drawing>
+          <wp:inline distT="0" distB="0" distL="0" distR="0" wp14:anchorId="1B53D1E7" wp14:editId="7FFEA1FC">
+            <wp:extent cx="2732400" cy="1440000"/>
+            <wp:effectExtent l="0" t="0" r="0" b="8255"/>
+            <wp:docPr id="569657162" name="Picture 1"/>
+            <wp:cNvGraphicFramePr>
+              <a:graphicFrameLocks xmlns:a="http://schemas.openxmlformats.org/drawingml/2006/main" noChangeAspect="1"/>
+            </wp:cNvGraphicFramePr>
+            <a:graphic xmlns:a="http://schemas.openxmlformats.org/drawingml/2006/main">
+              <a:graphicData uri="http://schemas.openxmlformats.org/drawingml/2006/picture">
+                <pic:pic xmlns:pic="http://schemas.openxmlformats.org/drawingml/2006/picture">
+                  <pic:nvPicPr>
+                    <pic:cNvPr id="569657162" name=""/>
+                    <pic:cNvPicPr/>
+                  </pic:nvPicPr>
+                  <pic:blipFill>
+                    <a:blip r:embed="rId15"/>
+                    <a:stretch>
+                      <a:fillRect/>
+                    </a:stretch>
+                  </pic:blipFill>
+                  <pic:spPr>
+                    <a:xfrm>
+                      <a:off x="0" y="0"/>
+                      <a:ext cx="2732400" cy="1440000"/>
+                    </a:xfrm>
+                    <a:prstGeom prst="rect">
+                      <a:avLst/>
+                    </a:prstGeom>
+                  </pic:spPr>
+                </pic:pic>
+              </a:graphicData>
+            </a:graphic>
+          </wp:inline>
+        </w:drawing>
+      </w:r>
+    </w:p>
+    <w:p>
+      <w:pPr>
+        <w:jc w:val="center"/>
+        <w:rPr>
+          <w:rFonts w:ascii="Times New Roman" w:hAnsi="Times New Roman" w:cs="Times New Roman"/>
+          <w:sz w:val="20"/>
+          <w:szCs w:val="20"/>
+        </w:rPr>
+      </w:pPr>
+      <w:r>
+        <w:rPr>
+          <w:rFonts w:ascii="Times New Roman" w:hAnsi="Times New Roman" w:cs="Times New Roman"/>
+          <w:b/>
+          <w:bCs/>
+          <w:sz w:val="20"/>
+          <w:szCs w:val="20"/>
+        </w:rPr>
+        <w:t xml:space="preserve">Figura </w:t>
+      </w:r>
+      <w:r>
+        <w:rPr>
+          <w:rFonts w:ascii="Times New Roman" w:hAnsi="Times New Roman" w:cs="Times New Roman"/>
+          <w:b/>
+          <w:bCs/>
+          <w:sz w:val="20"/>
+          <w:szCs w:val="20"/>
+        </w:rPr>
+        <w:t>7</w:t>
+      </w:r>
+      <w:r>
+        <w:rPr>
+          <w:rFonts w:ascii="Times New Roman" w:hAnsi="Times New Roman" w:cs="Times New Roman"/>
+          <w:b/>
+          <w:bCs/>
+          <w:sz w:val="20"/>
+          <w:szCs w:val="20"/>
+        </w:rPr>
+        <w:t>:</w:t>
+      </w:r>
+      <w:r>
+        <w:rPr>
+          <w:rFonts w:ascii="Times New Roman" w:hAnsi="Times New Roman" w:cs="Times New Roman"/>
+          <w:sz w:val="20"/>
+          <w:szCs w:val="20"/>
+        </w:rPr>
+        <w:t xml:space="preserve"> </w:t>
+      </w:r>
+      <w:r>
+        <w:rPr>
+          <w:rFonts w:ascii="Times New Roman" w:hAnsi="Times New Roman" w:cs="Times New Roman"/>
+          <w:sz w:val="20"/>
+          <w:szCs w:val="20"/>
+        </w:rPr>
+        <w:t>Cálculo do Fatorial</w:t>
+      </w:r>
+    </w:p>
+    <w:p>
+      <w:pPr>
+        <w:pStyle w:val="ListParagraph"/>
+        <w:numPr>
+          <w:ilvl w:val="0"/>
+          <w:numId w:val="1"/>
+        </w:numPr>
+        <w:jc w:val="both"/>
+        <w:rPr>
+          <w:rFonts w:ascii="Times New Roman" w:hAnsi="Times New Roman" w:cs="Times New Roman"/>
+        </w:rPr>
+      </w:pPr>
+      <w:r>
+        <w:rPr>
+          <w:rFonts w:ascii="Times New Roman" w:hAnsi="Times New Roman" w:cs="Times New Roman"/>
+        </w:rPr>
+        <w:lastRenderedPageBreak/>
+        <w:t xml:space="preserve">Desenvolva uma interface que solicite ao usuário vários números e exiba estatísticas que considere todos esses números quando o usuário informar o número zero, como a seguir. </w:t>
+      </w:r>
+      <w:r>
+        <w:rPr>
+          <w:rFonts w:ascii="Times New Roman" w:hAnsi="Times New Roman" w:cs="Times New Roman"/>
+          <w:b/>
+          <w:bCs/>
+        </w:rPr>
+        <w:t>Dica:</w:t>
+      </w:r>
+      <w:r>
+        <w:rPr>
+          <w:rFonts w:ascii="Times New Roman" w:hAnsi="Times New Roman" w:cs="Times New Roman"/>
+        </w:rPr>
+        <w:t xml:space="preserve"> use a classe JOptionPanel para ger</w:t>
+      </w:r>
+      <w:r>
+        <w:rPr>
+          <w:rFonts w:ascii="Times New Roman" w:hAnsi="Times New Roman" w:cs="Times New Roman"/>
+        </w:rPr>
+        <w:t>ar o prompt em que o usuário poderá digitar cada valor</w:t>
+      </w:r>
+      <w:r>
+        <w:rPr>
+          <w:rFonts w:ascii="Times New Roman" w:hAnsi="Times New Roman" w:cs="Times New Roman"/>
+        </w:rPr>
+        <w:t>.</w:t>
+      </w:r>
+    </w:p>
+    <w:p>
+      <w:pPr>
+        <w:jc w:val="center"/>
+        <w:rPr>
+          <w:noProof/>
+        </w:rPr>
+      </w:pPr>
+      <w:r>
+        <w:rPr>
+          <w:rFonts w:ascii="Times New Roman" w:hAnsi="Times New Roman" w:cs="Times New Roman"/>
+        </w:rPr>
+        <w:drawing>
+          <wp:inline distT="0" distB="0" distL="0" distR="0" wp14:anchorId="76DCB67D" wp14:editId="03880DD0">
+            <wp:extent cx="3088800" cy="1080000"/>
+            <wp:effectExtent l="0" t="0" r="0" b="6350"/>
+            <wp:docPr id="641846484" name="Picture 1"/>
+            <wp:cNvGraphicFramePr>
+              <a:graphicFrameLocks xmlns:a="http://schemas.openxmlformats.org/drawingml/2006/main" noChangeAspect="1"/>
+            </wp:cNvGraphicFramePr>
+            <a:graphic xmlns:a="http://schemas.openxmlformats.org/drawingml/2006/main">
+              <a:graphicData uri="http://schemas.openxmlformats.org/drawingml/2006/picture">
+                <pic:pic xmlns:pic="http://schemas.openxmlformats.org/drawingml/2006/picture">
+                  <pic:nvPicPr>
+                    <pic:cNvPr id="641846484" name=""/>
+                    <pic:cNvPicPr/>
+                  </pic:nvPicPr>
+                  <pic:blipFill>
+                    <a:blip r:embed="rId16"/>
+                    <a:stretch>
+                      <a:fillRect/>
+                    </a:stretch>
+                  </pic:blipFill>
+                  <pic:spPr>
+                    <a:xfrm>
+                      <a:off x="0" y="0"/>
+                      <a:ext cx="3088800" cy="1080000"/>
+                    </a:xfrm>
+                    <a:prstGeom prst="rect">
+                      <a:avLst/>
+                    </a:prstGeom>
+                  </pic:spPr>
+                </pic:pic>
+              </a:graphicData>
+            </a:graphic>
+          </wp:inline>
+        </w:drawing>
+      </w:r>
+      <w:r>
+        <w:rPr>
+          <w:noProof/>
+        </w:rPr>
+        <w:t xml:space="preserve"> </w:t>
+      </w:r>
+      <w:r>
+        <w:rPr>
+          <w:rFonts w:ascii="Times New Roman" w:hAnsi="Times New Roman" w:cs="Times New Roman"/>
+        </w:rPr>
+        <w:drawing>
+          <wp:inline distT="0" distB="0" distL="0" distR="0" wp14:anchorId="71EE7B55" wp14:editId="52D842F0">
+            <wp:extent cx="1630800" cy="1080000"/>
+            <wp:effectExtent l="0" t="0" r="7620" b="6350"/>
+            <wp:docPr id="1110144682" name="Picture 1" descr="A screenshot of a computer error message&#10;&#10;AI-generated content may be incorrect."/>
+            <wp:cNvGraphicFramePr>
+              <a:graphicFrameLocks xmlns:a="http://schemas.openxmlformats.org/drawingml/2006/main" noChangeAspect="1"/>
+            </wp:cNvGraphicFramePr>
+            <a:graphic xmlns:a="http://schemas.openxmlformats.org/drawingml/2006/main">
+              <a:graphicData uri="http://schemas.openxmlformats.org/drawingml/2006/picture">
+                <pic:pic xmlns:pic="http://schemas.openxmlformats.org/drawingml/2006/picture">
+                  <pic:nvPicPr>
+                    <pic:cNvPr id="1110144682" name="Picture 1" descr="A screenshot of a computer error message&#10;&#10;AI-generated content may be incorrect."/>
+                    <pic:cNvPicPr/>
+                  </pic:nvPicPr>
+                  <pic:blipFill>
+                    <a:blip r:embed="rId17"/>
+                    <a:stretch>
+                      <a:fillRect/>
+                    </a:stretch>
+                  </pic:blipFill>
+                  <pic:spPr>
+                    <a:xfrm>
+                      <a:off x="0" y="0"/>
+                      <a:ext cx="1630800" cy="1080000"/>
+                    </a:xfrm>
+                    <a:prstGeom prst="rect">
+                      <a:avLst/>
+                    </a:prstGeom>
+                  </pic:spPr>
+                </pic:pic>
+              </a:graphicData>
+            </a:graphic>
+          </wp:inline>
+        </w:drawing>
+      </w:r>
+    </w:p>
+    <w:p>
+      <w:pPr>
+        <w:jc w:val="center"/>
+        <w:rPr>
+          <w:rFonts w:ascii="Times New Roman" w:hAnsi="Times New Roman" w:cs="Times New Roman"/>
+          <w:sz w:val="20"/>
+          <w:szCs w:val="20"/>
+        </w:rPr>
+      </w:pPr>
+      <w:r>
+        <w:rPr>
+          <w:rFonts w:ascii="Times New Roman" w:hAnsi="Times New Roman" w:cs="Times New Roman"/>
+          <w:b/>
+          <w:bCs/>
+          <w:sz w:val="20"/>
+          <w:szCs w:val="20"/>
+        </w:rPr>
+        <w:t>Figura 7:</w:t>
+      </w:r>
+      <w:r>
+        <w:rPr>
+          <w:rFonts w:ascii="Times New Roman" w:hAnsi="Times New Roman" w:cs="Times New Roman"/>
+          <w:sz w:val="20"/>
+          <w:szCs w:val="20"/>
+        </w:rPr>
+        <w:t xml:space="preserve"> </w:t>
+      </w:r>
+      <w:r>
+        <w:rPr>
+          <w:rFonts w:ascii="Times New Roman" w:hAnsi="Times New Roman" w:cs="Times New Roman"/>
+          <w:sz w:val="20"/>
+          <w:szCs w:val="20"/>
+        </w:rPr>
+        <w:t>Acumulador de números digitados</w:t>
+      </w:r>
+    </w:p>
+    <w:p>
+      <w:pPr>
+        <w:pStyle w:val="ListParagraph"/>
+        <w:numPr>
+          <w:ilvl w:val="0"/>
+          <w:numId w:val="1"/>
+        </w:numPr>
+        <w:jc w:val="both"/>
+        <w:rPr>
+          <w:rFonts w:ascii="Times New Roman" w:hAnsi="Times New Roman" w:cs="Times New Roman"/>
+        </w:rPr>
+      </w:pPr>
+      <w:r>
+        <w:rPr>
+          <w:rFonts w:ascii="Times New Roman" w:hAnsi="Times New Roman" w:cs="Times New Roman"/>
+        </w:rPr>
+        <w:t>Desenvolva uma interface que exiba uma sequência de números naturais com início, fim e passo, como a seguir.</w:t>
+      </w:r>
+    </w:p>
+    <w:p>
+      <w:pPr>
+        <w:jc w:val="center"/>
+        <w:rPr>
+          <w:rFonts w:ascii="Times New Roman" w:hAnsi="Times New Roman" w:cs="Times New Roman"/>
+        </w:rPr>
+      </w:pPr>
+      <w:r>
+        <w:rPr>
+          <w:rFonts w:ascii="Times New Roman" w:hAnsi="Times New Roman" w:cs="Times New Roman"/>
+        </w:rPr>
+        <w:drawing>
+          <wp:inline distT="0" distB="0" distL="0" distR="0" wp14:anchorId="39E8F4DB" wp14:editId="0258FAC8">
+            <wp:extent cx="2300400" cy="1440000"/>
+            <wp:effectExtent l="0" t="0" r="5080" b="8255"/>
+            <wp:docPr id="1283081406" name="Picture 1" descr="A screenshot of a computer&#10;&#10;AI-generated content may be incorrect."/>
+            <wp:cNvGraphicFramePr>
+              <a:graphicFrameLocks xmlns:a="http://schemas.openxmlformats.org/drawingml/2006/main" noChangeAspect="1"/>
+            </wp:cNvGraphicFramePr>
+            <a:graphic xmlns:a="http://schemas.openxmlformats.org/drawingml/2006/main">
+              <a:graphicData uri="http://schemas.openxmlformats.org/drawingml/2006/picture">
+                <pic:pic xmlns:pic="http://schemas.openxmlformats.org/drawingml/2006/picture">
+                  <pic:nvPicPr>
+                    <pic:cNvPr id="1283081406" name="Picture 1" descr="A screenshot of a computer&#10;&#10;AI-generated content may be incorrect."/>
+                    <pic:cNvPicPr/>
+                  </pic:nvPicPr>
+                  <pic:blipFill>
+                    <a:blip r:embed="rId18"/>
+                    <a:stretch>
+                      <a:fillRect/>
+                    </a:stretch>
+                  </pic:blipFill>
+                  <pic:spPr>
+                    <a:xfrm>
+                      <a:off x="0" y="0"/>
+                      <a:ext cx="2300400" cy="1440000"/>
+                    </a:xfrm>
+                    <a:prstGeom prst="rect">
+                      <a:avLst/>
+                    </a:prstGeom>
+                  </pic:spPr>
+                </pic:pic>
+              </a:graphicData>
+            </a:graphic>
+          </wp:inline>
+        </w:drawing>
+      </w:r>
+    </w:p>
+    <w:p>
+      <w:pPr>
+        <w:jc w:val="center"/>
+        <w:rPr>
+          <w:rFonts w:ascii="Times New Roman" w:hAnsi="Times New Roman" w:cs="Times New Roman"/>
+          <w:sz w:val="20"/>
+          <w:szCs w:val="20"/>
+        </w:rPr>
+      </w:pPr>
+      <w:r>
+        <w:rPr>
+          <w:rFonts w:ascii="Times New Roman" w:hAnsi="Times New Roman" w:cs="Times New Roman"/>
+          <w:b/>
+          <w:bCs/>
+          <w:sz w:val="20"/>
+          <w:szCs w:val="20"/>
+        </w:rPr>
+        <w:t xml:space="preserve">Figura </w:t>
+      </w:r>
+      <w:r>
+        <w:rPr>
+          <w:rFonts w:ascii="Times New Roman" w:hAnsi="Times New Roman" w:cs="Times New Roman"/>
+          <w:b/>
+          <w:bCs/>
+          <w:sz w:val="20"/>
+          <w:szCs w:val="20"/>
+        </w:rPr>
+        <w:t>8</w:t>
+      </w:r>
+      <w:r>
+        <w:rPr>
+          <w:rFonts w:ascii="Times New Roman" w:hAnsi="Times New Roman" w:cs="Times New Roman"/>
+          <w:b/>
+          <w:bCs/>
+          <w:sz w:val="20"/>
+          <w:szCs w:val="20"/>
+        </w:rPr>
+        <w:t>:</w:t>
+      </w:r>
+      <w:r>
+        <w:rPr>
+          <w:rFonts w:ascii="Times New Roman" w:hAnsi="Times New Roman" w:cs="Times New Roman"/>
+          <w:sz w:val="20"/>
+          <w:szCs w:val="20"/>
+        </w:rPr>
+        <w:t xml:space="preserve"> </w:t>
+      </w:r>
+      <w:r>
+        <w:rPr>
+          <w:rFonts w:ascii="Times New Roman" w:hAnsi="Times New Roman" w:cs="Times New Roman"/>
+          <w:sz w:val="20"/>
+          <w:szCs w:val="20"/>
+        </w:rPr>
+        <w:t>Contagem de números naturais</w:t>
+      </w:r>
+    </w:p>
+    <w:p>
+      <w:pPr>
+        <w:pStyle w:val="ListParagraph"/>
+        <w:numPr>
+          <w:ilvl w:val="0"/>
+          <w:numId w:val="1"/>
+        </w:numPr>
+        <w:jc w:val="both"/>
+        <w:rPr>
+          <w:rFonts w:ascii="Times New Roman" w:hAnsi="Times New Roman" w:cs="Times New Roman"/>
+        </w:rPr>
+      </w:pPr>
+      <w:r>
+        <w:rPr>
+          <w:rFonts w:ascii="Times New Roman" w:hAnsi="Times New Roman" w:cs="Times New Roman"/>
+        </w:rPr>
+        <w:t xml:space="preserve">Desenvolva uma interface que possibilite ao usuário </w:t>
+      </w:r>
+      <w:r>
+        <w:rPr>
+          <w:rFonts w:ascii="Times New Roman" w:hAnsi="Times New Roman" w:cs="Times New Roman"/>
+        </w:rPr>
+        <w:t>manipular os</w:t>
+      </w:r>
+      <w:r>
+        <w:rPr>
+          <w:rFonts w:ascii="Times New Roman" w:hAnsi="Times New Roman" w:cs="Times New Roman"/>
+        </w:rPr>
+        <w:t xml:space="preserve"> elementos de um vetor, e visualizar essas operações dinamicamente, como a seguir. </w:t>
+      </w:r>
+      <w:r>
+        <w:rPr>
+          <w:rFonts w:ascii="Times New Roman" w:hAnsi="Times New Roman" w:cs="Times New Roman"/>
+        </w:rPr>
+        <w:t>Para as operações de adicionar e remover, o usuário deve clicar no elemento desejado, localizado no painel a direita e clicar na operação desejada: caso seja Remover, este elemento deve ser trocado por zero, e, caso seja Adicionar, este elemento deve ser atualizado pelo  valor digitado no input.</w:t>
+      </w:r>
+    </w:p>
+    <w:p>
+      <w:pPr>
+        <w:pStyle w:val="ListParagraph"/>
+        <w:ind w:left="360"/>
+        <w:rPr>
+          <w:rFonts w:ascii="Times New Roman" w:hAnsi="Times New Roman" w:cs="Times New Roman"/>
+        </w:rPr>
+      </w:pPr>
+    </w:p>
+    <w:p>
+      <w:pPr>
+        <w:pStyle w:val="ListParagraph"/>
+        <w:ind w:left="360"/>
+        <w:jc w:val="center"/>
+        <w:rPr>
+          <w:rFonts w:ascii="Times New Roman" w:hAnsi="Times New Roman" w:cs="Times New Roman"/>
+        </w:rPr>
+      </w:pPr>
+      <w:r>
+        <w:rPr>
+          <w:rFonts w:ascii="Times New Roman" w:hAnsi="Times New Roman" w:cs="Times New Roman"/>
+        </w:rPr>
+        <w:drawing>
+          <wp:inline distT="0" distB="0" distL="0" distR="0" wp14:anchorId="2FC5F215" wp14:editId="6FDCFD73">
+            <wp:extent cx="2258892" cy="2067636"/>
+            <wp:effectExtent l="0" t="0" r="8255" b="8890"/>
+            <wp:docPr id="674344276" name="Picture 1"/>
+            <wp:cNvGraphicFramePr>
+              <a:graphicFrameLocks xmlns:a="http://schemas.openxmlformats.org/drawingml/2006/main" noChangeAspect="1"/>
+            </wp:cNvGraphicFramePr>
+            <a:graphic xmlns:a="http://schemas.openxmlformats.org/drawingml/2006/main">
+              <a:graphicData uri="http://schemas.openxmlformats.org/drawingml/2006/picture">
+                <pic:pic xmlns:pic="http://schemas.openxmlformats.org/drawingml/2006/picture">
+                  <pic:nvPicPr>
+                    <pic:cNvPr id="674344276" name=""/>
+                    <pic:cNvPicPr/>
+                  </pic:nvPicPr>
+                  <pic:blipFill>
+                    <a:blip r:embed="rId19"/>
+                    <a:stretch>
+                      <a:fillRect/>
+                    </a:stretch>
+                  </pic:blipFill>
+                  <pic:spPr>
+                    <a:xfrm>
+                      <a:off x="0" y="0"/>
+                      <a:ext cx="2271777" cy="2079430"/>
+                    </a:xfrm>
+                    <a:prstGeom prst="rect">
+                      <a:avLst/>
+                    </a:prstGeom>
+                  </pic:spPr>
+                </pic:pic>
+              </a:graphicData>
+            </a:graphic>
+          </wp:inline>
+        </w:drawing>
+      </w:r>
+    </w:p>
+    <w:p>
+      <w:pPr>
+        <w:jc w:val="center"/>
+        <w:rPr>
+          <w:rFonts w:ascii="Times New Roman" w:hAnsi="Times New Roman" w:cs="Times New Roman"/>
+          <w:sz w:val="20"/>
+          <w:szCs w:val="20"/>
+        </w:rPr>
+      </w:pPr>
+      <w:r>
+        <w:rPr>
+          <w:rFonts w:ascii="Times New Roman" w:hAnsi="Times New Roman" w:cs="Times New Roman"/>
+          <w:b/>
+          <w:bCs/>
+          <w:sz w:val="20"/>
+          <w:szCs w:val="20"/>
+        </w:rPr>
+        <w:t xml:space="preserve">Figura </w:t>
+      </w:r>
+      <w:r>
+        <w:rPr>
+          <w:rFonts w:ascii="Times New Roman" w:hAnsi="Times New Roman" w:cs="Times New Roman"/>
+          <w:b/>
+          <w:bCs/>
+          <w:sz w:val="20"/>
+          <w:szCs w:val="20"/>
+        </w:rPr>
+        <w:t>9</w:t>
+      </w:r>
+      <w:r>
+        <w:rPr>
+          <w:rFonts w:ascii="Times New Roman" w:hAnsi="Times New Roman" w:cs="Times New Roman"/>
+          <w:b/>
+          <w:bCs/>
+          <w:sz w:val="20"/>
+          <w:szCs w:val="20"/>
+        </w:rPr>
+        <w:t>:</w:t>
+      </w:r>
+      <w:r>
+        <w:rPr>
+          <w:rFonts w:ascii="Times New Roman" w:hAnsi="Times New Roman" w:cs="Times New Roman"/>
+          <w:sz w:val="20"/>
+          <w:szCs w:val="20"/>
+        </w:rPr>
+        <w:t xml:space="preserve"> </w:t>
+      </w:r>
+      <w:r>
+        <w:rPr>
+          <w:rFonts w:ascii="Times New Roman" w:hAnsi="Times New Roman" w:cs="Times New Roman"/>
+          <w:sz w:val="20"/>
+          <w:szCs w:val="20"/>
+        </w:rPr>
+        <w:t>Preenchimento de um vetor</w:t>
+      </w:r>
+    </w:p>
+    <w:p>
+      <w:pPr>
+        <w:pStyle w:val="ListParagraph"/>
+        <w:numPr>
+          <w:ilvl w:val="0"/>
+          <w:numId w:val="1"/>
+        </w:numPr>
+        <w:rPr>
+          <w:rFonts w:ascii="Times New Roman" w:hAnsi="Times New Roman" w:cs="Times New Roman"/>
+        </w:rPr>
+      </w:pPr>
+      <w:r>
+        <w:rPr>
+          <w:rFonts w:ascii="Times New Roman" w:hAnsi="Times New Roman" w:cs="Times New Roman"/>
+        </w:rPr>
+        <w:lastRenderedPageBreak/>
+        <w:t>Desenvolva uma interface que permita ao usuário visualizar o cálculo do fatorial do número que ele informar, como a seguir.</w:t>
+      </w:r>
+    </w:p>
+    <w:p>
+      <w:pPr>
+        <w:jc w:val="center"/>
+        <w:rPr>
+          <w:rFonts w:ascii="Times New Roman" w:hAnsi="Times New Roman" w:cs="Times New Roman"/>
+        </w:rPr>
+      </w:pPr>
+      <w:r>
+        <w:rPr>
+          <w:rFonts w:ascii="Times New Roman" w:hAnsi="Times New Roman" w:cs="Times New Roman"/>
+        </w:rPr>
+        <w:drawing>
+          <wp:inline distT="0" distB="0" distL="0" distR="0" wp14:anchorId="542C5B8E" wp14:editId="32B7A054">
+            <wp:extent cx="2322000" cy="1800000"/>
+            <wp:effectExtent l="0" t="0" r="2540" b="0"/>
+            <wp:docPr id="549239829" name="Picture 1"/>
+            <wp:cNvGraphicFramePr>
+              <a:graphicFrameLocks xmlns:a="http://schemas.openxmlformats.org/drawingml/2006/main" noChangeAspect="1"/>
+            </wp:cNvGraphicFramePr>
+            <a:graphic xmlns:a="http://schemas.openxmlformats.org/drawingml/2006/main">
+              <a:graphicData uri="http://schemas.openxmlformats.org/drawingml/2006/picture">
+                <pic:pic xmlns:pic="http://schemas.openxmlformats.org/drawingml/2006/picture">
+                  <pic:nvPicPr>
+                    <pic:cNvPr id="549239829" name=""/>
+                    <pic:cNvPicPr/>
+                  </pic:nvPicPr>
+                  <pic:blipFill>
+                    <a:blip r:embed="rId20"/>
+                    <a:stretch>
+                      <a:fillRect/>
+                    </a:stretch>
+                  </pic:blipFill>
+                  <pic:spPr>
+                    <a:xfrm>
+                      <a:off x="0" y="0"/>
+                      <a:ext cx="2322000" cy="1800000"/>
+                    </a:xfrm>
+                    <a:prstGeom prst="rect">
+                      <a:avLst/>
+                    </a:prstGeom>
+                  </pic:spPr>
+                </pic:pic>
+              </a:graphicData>
+            </a:graphic>
+          </wp:inline>
+        </w:drawing>
+      </w:r>
+    </w:p>
+    <w:p>
+      <w:pPr>
+        <w:jc w:val="center"/>
+        <w:rPr>
+          <w:rFonts w:ascii="Times New Roman" w:hAnsi="Times New Roman" w:cs="Times New Roman"/>
+          <w:sz w:val="20"/>
+          <w:szCs w:val="20"/>
+        </w:rPr>
+      </w:pPr>
+      <w:r>
+        <w:rPr>
+          <w:rFonts w:ascii="Times New Roman" w:hAnsi="Times New Roman" w:cs="Times New Roman"/>
+          <w:b/>
+          <w:bCs/>
+          <w:sz w:val="20"/>
+          <w:szCs w:val="20"/>
+        </w:rPr>
+        <w:t xml:space="preserve">Figura </w:t>
+      </w:r>
+      <w:r>
+        <w:rPr>
+          <w:rFonts w:ascii="Times New Roman" w:hAnsi="Times New Roman" w:cs="Times New Roman"/>
+          <w:b/>
+          <w:bCs/>
+          <w:sz w:val="20"/>
+          <w:szCs w:val="20"/>
+        </w:rPr>
+        <w:t>10</w:t>
+      </w:r>
+      <w:r>
+        <w:rPr>
+          <w:rFonts w:ascii="Times New Roman" w:hAnsi="Times New Roman" w:cs="Times New Roman"/>
+          <w:b/>
+          <w:bCs/>
+          <w:sz w:val="20"/>
+          <w:szCs w:val="20"/>
+        </w:rPr>
+        <w:t>:</w:t>
+      </w:r>
+      <w:r>
+        <w:rPr>
+          <w:rFonts w:ascii="Times New Roman" w:hAnsi="Times New Roman" w:cs="Times New Roman"/>
+          <w:sz w:val="20"/>
+          <w:szCs w:val="20"/>
+        </w:rPr>
+        <w:t xml:space="preserve"> </w:t>
+      </w:r>
+      <w:r>
+        <w:rPr>
+          <w:rFonts w:ascii="Times New Roman" w:hAnsi="Times New Roman" w:cs="Times New Roman"/>
+          <w:sz w:val="20"/>
+          <w:szCs w:val="20"/>
+        </w:rPr>
+        <w:t>Visualização do fatorial de um número</w:t>
+      </w:r>
     </w:p>
     <w:sectPr>
       <w:pgSz w:w="11906" w:h="16838"/>
@@ -985,7 +1818,7 @@
         <w:rFonts w:hint="default"/>
       </w:rPr>
     </w:lvl>
-    <w:lvl w:ilvl="1" w:tplc="04160019" w:tentative="1">
+    <w:lvl w:ilvl="1" w:tplc="04160019">
       <w:start w:val="1"/>
       <w:numFmt w:val="lowerLetter"/>
       <w:lvlText w:val="%2."/>
@@ -1464,7 +2297,7 @@
   <w:style w:type="paragraph" w:default="1" w:styleId="Normal">
     <w:name w:val="Normal"/>
     <w:qFormat/>
-    <w:rsid w:val="005977E7"/>
+    <w:rsid w:val="00242203"/>
   </w:style>
   <w:style w:type="paragraph" w:styleId="Heading1">
     <w:name w:val="heading 1"/>
@@ -1980,6 +2813,41 @@
       <w:smallCaps/>
       <w:color w:val="0F4761" w:themeColor="accent1" w:themeShade="BF"/>
       <w:spacing w:val="5"/>
+    </w:rPr>
+  </w:style>
+  <w:style w:type="character" w:styleId="Hyperlink">
+    <w:name w:val="Hyperlink"/>
+    <w:basedOn w:val="DefaultParagraphFont"/>
+    <w:uiPriority w:val="99"/>
+    <w:unhideWhenUsed/>
+    <w:rsid w:val="00D60941"/>
+    <w:rPr>
+      <w:color w:val="467886" w:themeColor="hyperlink"/>
+      <w:u w:val="single"/>
+    </w:rPr>
+  </w:style>
+  <w:style w:type="character" w:styleId="UnresolvedMention">
+    <w:name w:val="Unresolved Mention"/>
+    <w:basedOn w:val="DefaultParagraphFont"/>
+    <w:uiPriority w:val="99"/>
+    <w:semiHidden/>
+    <w:unhideWhenUsed/>
+    <w:rsid w:val="00D60941"/>
+    <w:rPr>
+      <w:color w:val="605E5C"/>
+      <w:shd w:val="clear" w:color="auto" w:fill="E1DFDD"/>
+    </w:rPr>
+  </w:style>
+  <w:style w:type="character" w:styleId="FollowedHyperlink">
+    <w:name w:val="FollowedHyperlink"/>
+    <w:basedOn w:val="DefaultParagraphFont"/>
+    <w:uiPriority w:val="99"/>
+    <w:semiHidden/>
+    <w:unhideWhenUsed/>
+    <w:rsid w:val="00D60941"/>
+    <w:rPr>
+      <w:color w:val="96607D" w:themeColor="followedHyperlink"/>
+      <w:u w:val="single"/>
     </w:rPr>
   </w:style>
 </w:styles>

--- a/Exercicios/Exercicios.docx
+++ b/Exercicios/Exercicios.docx
@@ -423,35 +423,14 @@
         </w:rPr>
         <w:t xml:space="preserve"> </w:t>
       </w:r>
-      <w:hyperlink r:id="rId7" w:history="1">
-        <w:r>
-          <w:rPr>
-            <w:rStyle w:val="Hyperlink"/>
-            <w:rFonts w:ascii="Times New Roman" w:hAnsi="Times New Roman" w:cs="Times New Roman"/>
-            <w:sz w:val="20"/>
-            <w:szCs w:val="20"/>
-          </w:rPr>
-          <w:t>Cálculo de idade com base na</w:t>
-        </w:r>
-        <w:r>
-          <w:rPr>
-            <w:rStyle w:val="Hyperlink"/>
-            <w:rFonts w:ascii="Times New Roman" w:hAnsi="Times New Roman" w:cs="Times New Roman"/>
-            <w:sz w:val="20"/>
-            <w:szCs w:val="20"/>
-          </w:rPr>
-          <w:t xml:space="preserve"> </w:t>
-        </w:r>
-        <w:r>
-          <w:rPr>
-            <w:rStyle w:val="Hyperlink"/>
-            <w:rFonts w:ascii="Times New Roman" w:hAnsi="Times New Roman" w:cs="Times New Roman"/>
-            <w:sz w:val="20"/>
-            <w:szCs w:val="20"/>
-          </w:rPr>
-          <w:t>data atual</w:t>
-        </w:r>
-      </w:hyperlink>
+      <w:r>
+        <w:rPr>
+          <w:rFonts w:ascii="Times New Roman" w:hAnsi="Times New Roman" w:cs="Times New Roman"/>
+          <w:sz w:val="20"/>
+          <w:szCs w:val="20"/>
+        </w:rPr>
+        <w:t>Cálculo de idade com base na data atual</w:t>
+      </w:r>
     </w:p>
     <w:p>
       <w:pPr>
@@ -518,7 +497,7 @@
                     <pic:cNvPicPr/>
                   </pic:nvPicPr>
                   <pic:blipFill>
-                    <a:blip r:embed="rId8" cstate="print">
+                    <a:blip r:embed="rId7" cstate="print">
                       <a:extLst>
                         <a:ext uri="{28A0092B-C50C-407E-A947-70E740481C1C}">
                           <a14:useLocalDpi xmlns:a14="http://schemas.microsoft.com/office/drawing/2010/main" val="0"/>
@@ -572,7 +551,7 @@
                     <pic:cNvPicPr/>
                   </pic:nvPicPr>
                   <pic:blipFill>
-                    <a:blip r:embed="rId9" cstate="print">
+                    <a:blip r:embed="rId8" cstate="print">
                       <a:extLst>
                         <a:ext uri="{28A0092B-C50C-407E-A947-70E740481C1C}">
                           <a14:useLocalDpi xmlns:a14="http://schemas.microsoft.com/office/drawing/2010/main" val="0"/>
@@ -714,7 +693,7 @@
                     <pic:cNvPicPr/>
                   </pic:nvPicPr>
                   <pic:blipFill>
-                    <a:blip r:embed="rId10"/>
+                    <a:blip r:embed="rId9"/>
                     <a:stretch>
                       <a:fillRect/>
                     </a:stretch>
@@ -761,7 +740,7 @@
                     <pic:cNvPicPr/>
                   </pic:nvPicPr>
                   <pic:blipFill>
-                    <a:blip r:embed="rId11"/>
+                    <a:blip r:embed="rId10"/>
                     <a:stretch>
                       <a:fillRect/>
                     </a:stretch>
@@ -864,7 +843,7 @@
                     <pic:cNvPicPr/>
                   </pic:nvPicPr>
                   <pic:blipFill>
-                    <a:blip r:embed="rId12">
+                    <a:blip r:embed="rId11">
                       <a:extLst>
                         <a:ext uri="{28A0092B-C50C-407E-A947-70E740481C1C}">
                           <a14:useLocalDpi xmlns:a14="http://schemas.microsoft.com/office/drawing/2010/main" val="0"/>
@@ -917,7 +896,7 @@
                     <pic:cNvPicPr/>
                   </pic:nvPicPr>
                   <pic:blipFill>
-                    <a:blip r:embed="rId13">
+                    <a:blip r:embed="rId12">
                       <a:extLst>
                         <a:ext uri="{28A0092B-C50C-407E-A947-70E740481C1C}">
                           <a14:useLocalDpi xmlns:a14="http://schemas.microsoft.com/office/drawing/2010/main" val="0"/>
@@ -1028,6 +1007,7 @@
       <w:r>
         <w:rPr>
           <w:rFonts w:ascii="Times New Roman" w:hAnsi="Times New Roman" w:cs="Times New Roman"/>
+          <w:noProof/>
         </w:rPr>
         <w:drawing>
           <wp:inline distT="0" distB="0" distL="0" distR="0" wp14:anchorId="283E7BA8" wp14:editId="7C32711E">
@@ -1045,7 +1025,7 @@
                     <pic:cNvPicPr/>
                   </pic:nvPicPr>
                   <pic:blipFill>
-                    <a:blip r:embed="rId14"/>
+                    <a:blip r:embed="rId13"/>
                     <a:stretch>
                       <a:fillRect/>
                     </a:stretch>
@@ -1124,10 +1104,10 @@
           <w:rFonts w:ascii="Times New Roman" w:hAnsi="Times New Roman" w:cs="Times New Roman"/>
         </w:rPr>
         <w:drawing>
-          <wp:inline distT="0" distB="0" distL="0" distR="0" wp14:anchorId="1B53D1E7" wp14:editId="7FFEA1FC">
-            <wp:extent cx="2732400" cy="1440000"/>
-            <wp:effectExtent l="0" t="0" r="0" b="8255"/>
-            <wp:docPr id="569657162" name="Picture 1"/>
+          <wp:inline distT="0" distB="0" distL="0" distR="0" wp14:anchorId="54C159D8" wp14:editId="2896673C">
+            <wp:extent cx="2423609" cy="1375257"/>
+            <wp:effectExtent l="0" t="0" r="0" b="0"/>
+            <wp:docPr id="62303387" name="Picture 1" descr="A screenshot of a computer&#10;&#10;AI-generated content may be incorrect."/>
             <wp:cNvGraphicFramePr>
               <a:graphicFrameLocks xmlns:a="http://schemas.openxmlformats.org/drawingml/2006/main" noChangeAspect="1"/>
             </wp:cNvGraphicFramePr>
@@ -1135,11 +1115,11 @@
               <a:graphicData uri="http://schemas.openxmlformats.org/drawingml/2006/picture">
                 <pic:pic xmlns:pic="http://schemas.openxmlformats.org/drawingml/2006/picture">
                   <pic:nvPicPr>
-                    <pic:cNvPr id="569657162" name=""/>
+                    <pic:cNvPr id="62303387" name="Picture 1" descr="A screenshot of a computer&#10;&#10;AI-generated content may be incorrect."/>
                     <pic:cNvPicPr/>
                   </pic:nvPicPr>
                   <pic:blipFill>
-                    <a:blip r:embed="rId15"/>
+                    <a:blip r:embed="rId14"/>
                     <a:stretch>
                       <a:fillRect/>
                     </a:stretch>
@@ -1147,7 +1127,7 @@
                   <pic:spPr>
                     <a:xfrm>
                       <a:off x="0" y="0"/>
-                      <a:ext cx="2732400" cy="1440000"/>
+                      <a:ext cx="2437344" cy="1383051"/>
                     </a:xfrm>
                     <a:prstGeom prst="rect">
                       <a:avLst/>
@@ -1177,43 +1157,15 @@
           <w:sz w:val="20"/>
           <w:szCs w:val="20"/>
         </w:rPr>
-        <w:t xml:space="preserve">Figura </w:t>
-      </w:r>
-      <w:r>
-        <w:rPr>
-          <w:rFonts w:ascii="Times New Roman" w:hAnsi="Times New Roman" w:cs="Times New Roman"/>
-          <w:b/>
-          <w:bCs/>
-          <w:sz w:val="20"/>
-          <w:szCs w:val="20"/>
-        </w:rPr>
-        <w:t>7</w:t>
-      </w:r>
-      <w:r>
-        <w:rPr>
-          <w:rFonts w:ascii="Times New Roman" w:hAnsi="Times New Roman" w:cs="Times New Roman"/>
-          <w:b/>
-          <w:bCs/>
-          <w:sz w:val="20"/>
-          <w:szCs w:val="20"/>
-        </w:rPr>
-        <w:t>:</w:t>
-      </w:r>
-      <w:r>
-        <w:rPr>
-          <w:rFonts w:ascii="Times New Roman" w:hAnsi="Times New Roman" w:cs="Times New Roman"/>
-          <w:sz w:val="20"/>
-          <w:szCs w:val="20"/>
-        </w:rPr>
-        <w:t xml:space="preserve"> </w:t>
-      </w:r>
-      <w:r>
-        <w:rPr>
-          <w:rFonts w:ascii="Times New Roman" w:hAnsi="Times New Roman" w:cs="Times New Roman"/>
-          <w:sz w:val="20"/>
-          <w:szCs w:val="20"/>
-        </w:rPr>
-        <w:t>Cálculo do Fatorial</w:t>
+        <w:t>Figura 7:</w:t>
+      </w:r>
+      <w:r>
+        <w:rPr>
+          <w:rFonts w:ascii="Times New Roman" w:hAnsi="Times New Roman" w:cs="Times New Roman"/>
+          <w:sz w:val="20"/>
+          <w:szCs w:val="20"/>
+        </w:rPr>
+        <w:t xml:space="preserve"> Cálculo do Fatorial</w:t>
       </w:r>
     </w:p>
     <w:p>
@@ -1272,6 +1224,7 @@
       <w:r>
         <w:rPr>
           <w:rFonts w:ascii="Times New Roman" w:hAnsi="Times New Roman" w:cs="Times New Roman"/>
+          <w:noProof/>
         </w:rPr>
         <w:drawing>
           <wp:inline distT="0" distB="0" distL="0" distR="0" wp14:anchorId="76DCB67D" wp14:editId="03880DD0">
@@ -1289,7 +1242,7 @@
                     <pic:cNvPicPr/>
                   </pic:nvPicPr>
                   <pic:blipFill>
-                    <a:blip r:embed="rId16"/>
+                    <a:blip r:embed="rId15"/>
                     <a:stretch>
                       <a:fillRect/>
                     </a:stretch>
@@ -1318,6 +1271,7 @@
       <w:r>
         <w:rPr>
           <w:rFonts w:ascii="Times New Roman" w:hAnsi="Times New Roman" w:cs="Times New Roman"/>
+          <w:noProof/>
         </w:rPr>
         <w:drawing>
           <wp:inline distT="0" distB="0" distL="0" distR="0" wp14:anchorId="71EE7B55" wp14:editId="52D842F0">
@@ -1335,7 +1289,7 @@
                     <pic:cNvPicPr/>
                   </pic:nvPicPr>
                   <pic:blipFill>
-                    <a:blip r:embed="rId17"/>
+                    <a:blip r:embed="rId16"/>
                     <a:stretch>
                       <a:fillRect/>
                     </a:stretch>
@@ -1381,15 +1335,7 @@
           <w:sz w:val="20"/>
           <w:szCs w:val="20"/>
         </w:rPr>
-        <w:t xml:space="preserve"> </w:t>
-      </w:r>
-      <w:r>
-        <w:rPr>
-          <w:rFonts w:ascii="Times New Roman" w:hAnsi="Times New Roman" w:cs="Times New Roman"/>
-          <w:sz w:val="20"/>
-          <w:szCs w:val="20"/>
-        </w:rPr>
-        <w:t>Acumulador de números digitados</w:t>
+        <w:t xml:space="preserve"> Acumulador de números digitados</w:t>
       </w:r>
     </w:p>
     <w:p>
@@ -1421,6 +1367,7 @@
       <w:r>
         <w:rPr>
           <w:rFonts w:ascii="Times New Roman" w:hAnsi="Times New Roman" w:cs="Times New Roman"/>
+          <w:noProof/>
         </w:rPr>
         <w:drawing>
           <wp:inline distT="0" distB="0" distL="0" distR="0" wp14:anchorId="39E8F4DB" wp14:editId="0258FAC8">
@@ -1438,7 +1385,7 @@
                     <pic:cNvPicPr/>
                   </pic:nvPicPr>
                   <pic:blipFill>
-                    <a:blip r:embed="rId18"/>
+                    <a:blip r:embed="rId17"/>
                     <a:stretch>
                       <a:fillRect/>
                     </a:stretch>
@@ -1476,43 +1423,15 @@
           <w:sz w:val="20"/>
           <w:szCs w:val="20"/>
         </w:rPr>
-        <w:t xml:space="preserve">Figura </w:t>
-      </w:r>
-      <w:r>
-        <w:rPr>
-          <w:rFonts w:ascii="Times New Roman" w:hAnsi="Times New Roman" w:cs="Times New Roman"/>
-          <w:b/>
-          <w:bCs/>
-          <w:sz w:val="20"/>
-          <w:szCs w:val="20"/>
-        </w:rPr>
-        <w:t>8</w:t>
-      </w:r>
-      <w:r>
-        <w:rPr>
-          <w:rFonts w:ascii="Times New Roman" w:hAnsi="Times New Roman" w:cs="Times New Roman"/>
-          <w:b/>
-          <w:bCs/>
-          <w:sz w:val="20"/>
-          <w:szCs w:val="20"/>
-        </w:rPr>
-        <w:t>:</w:t>
-      </w:r>
-      <w:r>
-        <w:rPr>
-          <w:rFonts w:ascii="Times New Roman" w:hAnsi="Times New Roman" w:cs="Times New Roman"/>
-          <w:sz w:val="20"/>
-          <w:szCs w:val="20"/>
-        </w:rPr>
-        <w:t xml:space="preserve"> </w:t>
-      </w:r>
-      <w:r>
-        <w:rPr>
-          <w:rFonts w:ascii="Times New Roman" w:hAnsi="Times New Roman" w:cs="Times New Roman"/>
-          <w:sz w:val="20"/>
-          <w:szCs w:val="20"/>
-        </w:rPr>
-        <w:t>Contagem de números naturais</w:t>
+        <w:t>Figura 8:</w:t>
+      </w:r>
+      <w:r>
+        <w:rPr>
+          <w:rFonts w:ascii="Times New Roman" w:hAnsi="Times New Roman" w:cs="Times New Roman"/>
+          <w:sz w:val="20"/>
+          <w:szCs w:val="20"/>
+        </w:rPr>
+        <w:t xml:space="preserve"> Contagem de números naturais</w:t>
       </w:r>
     </w:p>
     <w:p>
@@ -1573,6 +1492,7 @@
       <w:r>
         <w:rPr>
           <w:rFonts w:ascii="Times New Roman" w:hAnsi="Times New Roman" w:cs="Times New Roman"/>
+          <w:noProof/>
         </w:rPr>
         <w:drawing>
           <wp:inline distT="0" distB="0" distL="0" distR="0" wp14:anchorId="2FC5F215" wp14:editId="6FDCFD73">
@@ -1590,7 +1510,7 @@
                     <pic:cNvPicPr/>
                   </pic:nvPicPr>
                   <pic:blipFill>
-                    <a:blip r:embed="rId19"/>
+                    <a:blip r:embed="rId18"/>
                     <a:stretch>
                       <a:fillRect/>
                     </a:stretch>
@@ -1696,6 +1616,7 @@
       <w:r>
         <w:rPr>
           <w:rFonts w:ascii="Times New Roman" w:hAnsi="Times New Roman" w:cs="Times New Roman"/>
+          <w:noProof/>
         </w:rPr>
         <w:drawing>
           <wp:inline distT="0" distB="0" distL="0" distR="0" wp14:anchorId="542C5B8E" wp14:editId="32B7A054">
@@ -1713,7 +1634,7 @@
                     <pic:cNvPicPr/>
                   </pic:nvPicPr>
                   <pic:blipFill>
-                    <a:blip r:embed="rId20"/>
+                    <a:blip r:embed="rId19"/>
                     <a:stretch>
                       <a:fillRect/>
                     </a:stretch>
@@ -1788,6 +1709,343 @@
           <w:szCs w:val="20"/>
         </w:rPr>
         <w:t>Visualização do fatorial de um número</w:t>
+      </w:r>
+      <w:r>
+        <w:rPr>
+          <w:rFonts w:ascii="Times New Roman" w:hAnsi="Times New Roman" w:cs="Times New Roman"/>
+          <w:sz w:val="20"/>
+          <w:szCs w:val="20"/>
+        </w:rPr>
+        <w:br w:type="page"/>
+      </w:r>
+    </w:p>
+    <w:p>
+      <w:pPr>
+        <w:rPr>
+          <w:rFonts w:ascii="Times New Roman" w:hAnsi="Times New Roman" w:cs="Times New Roman"/>
+          <w:b/>
+          <w:bCs/>
+          <w:lang w:val="en-US"/>
+        </w:rPr>
+      </w:pPr>
+      <w:proofErr w:type="spellStart"/>
+      <w:r>
+        <w:rPr>
+          <w:rFonts w:ascii="Times New Roman" w:hAnsi="Times New Roman" w:cs="Times New Roman"/>
+          <w:b/>
+          <w:bCs/>
+          <w:lang w:val="en-US"/>
+        </w:rPr>
+        <w:lastRenderedPageBreak/>
+        <w:t>Gabarito</w:t>
+      </w:r>
+      <w:proofErr w:type="spellEnd"/>
+    </w:p>
+    <w:p>
+      <w:pPr>
+        <w:rPr>
+          <w:rFonts w:ascii="Times New Roman" w:hAnsi="Times New Roman" w:cs="Times New Roman"/>
+          <w:lang w:val="en-US"/>
+        </w:rPr>
+      </w:pPr>
+      <w:r>
+        <w:rPr>
+          <w:rFonts w:ascii="Times New Roman" w:hAnsi="Times New Roman" w:cs="Times New Roman"/>
+          <w:lang w:val="en-US"/>
+        </w:rPr>
+        <w:t xml:space="preserve">1. a. </w:t>
+      </w:r>
+      <w:proofErr w:type="spellStart"/>
+      <w:r>
+        <w:rPr>
+          <w:rFonts w:ascii="Times New Roman" w:hAnsi="Times New Roman" w:cs="Times New Roman"/>
+          <w:lang w:val="en-US"/>
+        </w:rPr>
+        <w:t>CurrentSystemTime</w:t>
+      </w:r>
+      <w:proofErr w:type="spellEnd"/>
+      <w:r>
+        <w:rPr>
+          <w:rFonts w:ascii="Times New Roman" w:hAnsi="Times New Roman" w:cs="Times New Roman"/>
+          <w:lang w:val="en-US"/>
+        </w:rPr>
+        <w:t xml:space="preserve">, b. </w:t>
+      </w:r>
+      <w:proofErr w:type="spellStart"/>
+      <w:r>
+        <w:rPr>
+          <w:rFonts w:ascii="Times New Roman" w:hAnsi="Times New Roman" w:cs="Times New Roman"/>
+          <w:lang w:val="en-US"/>
+        </w:rPr>
+        <w:t>CurrentSystemLanguage</w:t>
+      </w:r>
+      <w:proofErr w:type="spellEnd"/>
+      <w:r>
+        <w:rPr>
+          <w:rFonts w:ascii="Times New Roman" w:hAnsi="Times New Roman" w:cs="Times New Roman"/>
+          <w:lang w:val="en-US"/>
+        </w:rPr>
+        <w:t>, c.</w:t>
+      </w:r>
+      <w:r>
+        <w:rPr>
+          <w:rFonts w:ascii="Times New Roman" w:hAnsi="Times New Roman" w:cs="Times New Roman"/>
+          <w:lang w:val="en-US"/>
+        </w:rPr>
+        <w:t xml:space="preserve"> </w:t>
+      </w:r>
+      <w:proofErr w:type="spellStart"/>
+      <w:r>
+        <w:rPr>
+          <w:rFonts w:ascii="Times New Roman" w:hAnsi="Times New Roman" w:cs="Times New Roman"/>
+          <w:lang w:val="en-US"/>
+        </w:rPr>
+        <w:t>SystemScreenResolution</w:t>
+      </w:r>
+      <w:proofErr w:type="spellEnd"/>
+    </w:p>
+    <w:p>
+      <w:pPr>
+        <w:rPr>
+          <w:rFonts w:ascii="Times New Roman" w:hAnsi="Times New Roman" w:cs="Times New Roman"/>
+          <w:lang w:val="en-US"/>
+        </w:rPr>
+      </w:pPr>
+      <w:r>
+        <w:rPr>
+          <w:rFonts w:ascii="Times New Roman" w:hAnsi="Times New Roman" w:cs="Times New Roman"/>
+          <w:lang w:val="en-US"/>
+        </w:rPr>
+        <w:t xml:space="preserve">2. </w:t>
+      </w:r>
+      <w:proofErr w:type="spellStart"/>
+      <w:r>
+        <w:rPr>
+          <w:rFonts w:ascii="Times New Roman" w:hAnsi="Times New Roman" w:cs="Times New Roman"/>
+          <w:lang w:val="en-US"/>
+        </w:rPr>
+        <w:t>SumSwing</w:t>
+      </w:r>
+      <w:proofErr w:type="spellEnd"/>
+    </w:p>
+    <w:p>
+      <w:pPr>
+        <w:rPr>
+          <w:rFonts w:ascii="Times New Roman" w:hAnsi="Times New Roman" w:cs="Times New Roman"/>
+          <w:lang w:val="en-US"/>
+        </w:rPr>
+      </w:pPr>
+      <w:r>
+        <w:rPr>
+          <w:rFonts w:ascii="Times New Roman" w:hAnsi="Times New Roman" w:cs="Times New Roman"/>
+          <w:lang w:val="en-US"/>
+        </w:rPr>
+        <w:t xml:space="preserve">3. </w:t>
+      </w:r>
+      <w:proofErr w:type="spellStart"/>
+      <w:r>
+        <w:rPr>
+          <w:rFonts w:ascii="Times New Roman" w:hAnsi="Times New Roman" w:cs="Times New Roman"/>
+          <w:lang w:val="en-US"/>
+        </w:rPr>
+        <w:t>UserAgeSwing</w:t>
+      </w:r>
+      <w:proofErr w:type="spellEnd"/>
+    </w:p>
+    <w:p>
+      <w:pPr>
+        <w:rPr>
+          <w:rFonts w:ascii="Times New Roman" w:hAnsi="Times New Roman" w:cs="Times New Roman"/>
+          <w:lang w:val="en-US"/>
+        </w:rPr>
+      </w:pPr>
+      <w:r>
+        <w:rPr>
+          <w:rFonts w:ascii="Times New Roman" w:hAnsi="Times New Roman" w:cs="Times New Roman"/>
+          <w:lang w:val="en-US"/>
+        </w:rPr>
+        <w:t xml:space="preserve">4. </w:t>
+      </w:r>
+      <w:proofErr w:type="spellStart"/>
+      <w:r>
+        <w:rPr>
+          <w:rFonts w:ascii="Times New Roman" w:hAnsi="Times New Roman" w:cs="Times New Roman"/>
+          <w:lang w:val="en-US"/>
+        </w:rPr>
+        <w:t>NumberGuessingSwing</w:t>
+      </w:r>
+      <w:proofErr w:type="spellEnd"/>
+    </w:p>
+    <w:p>
+      <w:pPr>
+        <w:rPr>
+          <w:rFonts w:ascii="Times New Roman" w:hAnsi="Times New Roman" w:cs="Times New Roman"/>
+          <w:lang w:val="en-US"/>
+        </w:rPr>
+      </w:pPr>
+      <w:r>
+        <w:rPr>
+          <w:rFonts w:ascii="Times New Roman" w:hAnsi="Times New Roman" w:cs="Times New Roman"/>
+          <w:lang w:val="en-US"/>
+        </w:rPr>
+        <w:t xml:space="preserve">5. </w:t>
+      </w:r>
+      <w:proofErr w:type="spellStart"/>
+      <w:r>
+        <w:rPr>
+          <w:rFonts w:ascii="Times New Roman" w:hAnsi="Times New Roman" w:cs="Times New Roman"/>
+          <w:lang w:val="en-US"/>
+        </w:rPr>
+        <w:t>SuperCalculatorSwing</w:t>
+      </w:r>
+      <w:proofErr w:type="spellEnd"/>
+    </w:p>
+    <w:p>
+      <w:pPr>
+        <w:rPr>
+          <w:rFonts w:ascii="Times New Roman" w:hAnsi="Times New Roman" w:cs="Times New Roman"/>
+          <w:lang w:val="en-US"/>
+        </w:rPr>
+      </w:pPr>
+      <w:r>
+        <w:rPr>
+          <w:rFonts w:ascii="Times New Roman" w:hAnsi="Times New Roman" w:cs="Times New Roman"/>
+          <w:lang w:val="en-US"/>
+        </w:rPr>
+        <w:t xml:space="preserve">6. </w:t>
+      </w:r>
+      <w:proofErr w:type="spellStart"/>
+      <w:r>
+        <w:rPr>
+          <w:rFonts w:ascii="Times New Roman" w:hAnsi="Times New Roman" w:cs="Times New Roman"/>
+          <w:lang w:val="en-US"/>
+        </w:rPr>
+        <w:t>QuadraticFormulaSwing</w:t>
+      </w:r>
+      <w:proofErr w:type="spellEnd"/>
+    </w:p>
+    <w:p>
+      <w:pPr>
+        <w:rPr>
+          <w:rFonts w:ascii="Times New Roman" w:hAnsi="Times New Roman" w:cs="Times New Roman"/>
+          <w:lang w:val="en-US"/>
+        </w:rPr>
+      </w:pPr>
+      <w:r>
+        <w:rPr>
+          <w:rFonts w:ascii="Times New Roman" w:hAnsi="Times New Roman" w:cs="Times New Roman"/>
+          <w:lang w:val="en-US"/>
+        </w:rPr>
+        <w:t xml:space="preserve">7. </w:t>
+      </w:r>
+      <w:proofErr w:type="spellStart"/>
+      <w:r>
+        <w:rPr>
+          <w:rFonts w:ascii="Times New Roman" w:hAnsi="Times New Roman" w:cs="Times New Roman"/>
+          <w:lang w:val="en-US"/>
+        </w:rPr>
+        <w:t>TriangleClassifierSwing</w:t>
+      </w:r>
+      <w:proofErr w:type="spellEnd"/>
+    </w:p>
+    <w:p>
+      <w:pPr>
+        <w:rPr>
+          <w:rFonts w:ascii="Times New Roman" w:hAnsi="Times New Roman" w:cs="Times New Roman"/>
+          <w:lang w:val="en-US"/>
+        </w:rPr>
+      </w:pPr>
+      <w:r>
+        <w:rPr>
+          <w:rFonts w:ascii="Times New Roman" w:hAnsi="Times New Roman" w:cs="Times New Roman"/>
+          <w:lang w:val="en-US"/>
+        </w:rPr>
+        <w:t xml:space="preserve">8. </w:t>
+      </w:r>
+      <w:proofErr w:type="spellStart"/>
+      <w:r>
+        <w:rPr>
+          <w:rFonts w:ascii="Times New Roman" w:hAnsi="Times New Roman" w:cs="Times New Roman"/>
+          <w:lang w:val="en-US"/>
+        </w:rPr>
+        <w:t>FactorialSwing</w:t>
+      </w:r>
+      <w:proofErr w:type="spellEnd"/>
+    </w:p>
+    <w:p>
+      <w:pPr>
+        <w:rPr>
+          <w:rFonts w:ascii="Times New Roman" w:hAnsi="Times New Roman" w:cs="Times New Roman"/>
+          <w:lang w:val="en-US"/>
+        </w:rPr>
+      </w:pPr>
+      <w:r>
+        <w:rPr>
+          <w:rFonts w:ascii="Times New Roman" w:hAnsi="Times New Roman" w:cs="Times New Roman"/>
+          <w:lang w:val="en-US"/>
+        </w:rPr>
+        <w:t xml:space="preserve">9. </w:t>
+      </w:r>
+      <w:proofErr w:type="spellStart"/>
+      <w:r>
+        <w:rPr>
+          <w:rFonts w:ascii="Times New Roman" w:hAnsi="Times New Roman" w:cs="Times New Roman"/>
+          <w:lang w:val="en-US"/>
+        </w:rPr>
+        <w:t>StatisticsSwing</w:t>
+      </w:r>
+      <w:proofErr w:type="spellEnd"/>
+    </w:p>
+    <w:p>
+      <w:pPr>
+        <w:rPr>
+          <w:rFonts w:ascii="Times New Roman" w:hAnsi="Times New Roman" w:cs="Times New Roman"/>
+          <w:lang w:val="en-US"/>
+        </w:rPr>
+      </w:pPr>
+      <w:r>
+        <w:rPr>
+          <w:rFonts w:ascii="Times New Roman" w:hAnsi="Times New Roman" w:cs="Times New Roman"/>
+          <w:lang w:val="en-US"/>
+        </w:rPr>
+        <w:t>10.</w:t>
+      </w:r>
+    </w:p>
+    <w:p>
+      <w:pPr>
+        <w:rPr>
+          <w:rFonts w:ascii="Times New Roman" w:hAnsi="Times New Roman" w:cs="Times New Roman"/>
+          <w:lang w:val="en-US"/>
+        </w:rPr>
+      </w:pPr>
+      <w:r>
+        <w:rPr>
+          <w:rFonts w:ascii="Times New Roman" w:hAnsi="Times New Roman" w:cs="Times New Roman"/>
+          <w:lang w:val="en-US"/>
+        </w:rPr>
+        <w:t>11.</w:t>
+      </w:r>
+    </w:p>
+    <w:p>
+      <w:pPr>
+        <w:rPr>
+          <w:rFonts w:ascii="Times New Roman" w:hAnsi="Times New Roman" w:cs="Times New Roman"/>
+          <w:lang w:val="en-US"/>
+        </w:rPr>
+      </w:pPr>
+      <w:r>
+        <w:rPr>
+          <w:rFonts w:ascii="Times New Roman" w:hAnsi="Times New Roman" w:cs="Times New Roman"/>
+          <w:lang w:val="en-US"/>
+        </w:rPr>
+        <w:t>12.</w:t>
+      </w:r>
+      <w:r>
+        <w:rPr>
+          <w:rFonts w:ascii="Times New Roman" w:hAnsi="Times New Roman" w:cs="Times New Roman"/>
+          <w:lang w:val="en-US"/>
+        </w:rPr>
+        <w:t xml:space="preserve"> FactorialV2Swing</w:t>
       </w:r>
     </w:p>
     <w:sectPr>

--- a/Exercicios/Exercicios.docx
+++ b/Exercicios/Exercicios.docx
@@ -1102,6 +1102,7 @@
       <w:r>
         <w:rPr>
           <w:rFonts w:ascii="Times New Roman" w:hAnsi="Times New Roman" w:cs="Times New Roman"/>
+          <w:noProof/>
         </w:rPr>
         <w:drawing>
           <wp:inline distT="0" distB="0" distL="0" distR="0" wp14:anchorId="54C159D8" wp14:editId="2896673C">
@@ -1728,7 +1729,6 @@
           <w:lang w:val="en-US"/>
         </w:rPr>
       </w:pPr>
-      <w:proofErr w:type="spellStart"/>
       <w:r>
         <w:rPr>
           <w:rFonts w:ascii="Times New Roman" w:hAnsi="Times New Roman" w:cs="Times New Roman"/>
@@ -1739,7 +1739,6 @@
         <w:lastRenderedPageBreak/>
         <w:t>Gabarito</w:t>
       </w:r>
-      <w:proofErr w:type="spellEnd"/>
     </w:p>
     <w:p>
       <w:pPr>
@@ -1753,80 +1752,75 @@
           <w:rFonts w:ascii="Times New Roman" w:hAnsi="Times New Roman" w:cs="Times New Roman"/>
           <w:lang w:val="en-US"/>
         </w:rPr>
-        <w:t xml:space="preserve">1. a. </w:t>
-      </w:r>
-      <w:proofErr w:type="spellStart"/>
+        <w:t>1. a. CurrentSystemTime, b. CurrentSystemLanguage, c.</w:t>
+      </w:r>
       <w:r>
         <w:rPr>
           <w:rFonts w:ascii="Times New Roman" w:hAnsi="Times New Roman" w:cs="Times New Roman"/>
           <w:lang w:val="en-US"/>
         </w:rPr>
-        <w:t>CurrentSystemTime</w:t>
-      </w:r>
-      <w:proofErr w:type="spellEnd"/>
-      <w:r>
+        <w:t xml:space="preserve"> SystemScreenResolution</w:t>
+      </w:r>
+    </w:p>
+    <w:p>
+      <w:pPr>
         <w:rPr>
           <w:rFonts w:ascii="Times New Roman" w:hAnsi="Times New Roman" w:cs="Times New Roman"/>
           <w:lang w:val="en-US"/>
         </w:rPr>
-        <w:t xml:space="preserve">, b. </w:t>
-      </w:r>
-      <w:proofErr w:type="spellStart"/>
+      </w:pPr>
       <w:r>
         <w:rPr>
           <w:rFonts w:ascii="Times New Roman" w:hAnsi="Times New Roman" w:cs="Times New Roman"/>
           <w:lang w:val="en-US"/>
         </w:rPr>
-        <w:t>CurrentSystemLanguage</w:t>
-      </w:r>
-      <w:proofErr w:type="spellEnd"/>
-      <w:r>
+        <w:t>2. SumSwing</w:t>
+      </w:r>
+    </w:p>
+    <w:p>
+      <w:pPr>
         <w:rPr>
           <w:rFonts w:ascii="Times New Roman" w:hAnsi="Times New Roman" w:cs="Times New Roman"/>
           <w:lang w:val="en-US"/>
         </w:rPr>
-        <w:t>, c.</w:t>
-      </w:r>
+      </w:pPr>
       <w:r>
         <w:rPr>
           <w:rFonts w:ascii="Times New Roman" w:hAnsi="Times New Roman" w:cs="Times New Roman"/>
           <w:lang w:val="en-US"/>
         </w:rPr>
-        <w:t xml:space="preserve"> </w:t>
-      </w:r>
-      <w:proofErr w:type="spellStart"/>
-      <w:r>
+        <w:t>3. UserAgeSwing</w:t>
+      </w:r>
+    </w:p>
+    <w:p>
+      <w:pPr>
         <w:rPr>
           <w:rFonts w:ascii="Times New Roman" w:hAnsi="Times New Roman" w:cs="Times New Roman"/>
           <w:lang w:val="en-US"/>
         </w:rPr>
-        <w:t>SystemScreenResolution</w:t>
-      </w:r>
-      <w:proofErr w:type="spellEnd"/>
-    </w:p>
-    <w:p>
-      <w:pPr>
+      </w:pPr>
+      <w:r>
         <w:rPr>
           <w:rFonts w:ascii="Times New Roman" w:hAnsi="Times New Roman" w:cs="Times New Roman"/>
           <w:lang w:val="en-US"/>
         </w:rPr>
-      </w:pPr>
-      <w:r>
+        <w:t>4. NumberGuessingSwing</w:t>
+      </w:r>
+    </w:p>
+    <w:p>
+      <w:pPr>
         <w:rPr>
           <w:rFonts w:ascii="Times New Roman" w:hAnsi="Times New Roman" w:cs="Times New Roman"/>
           <w:lang w:val="en-US"/>
         </w:rPr>
-        <w:t xml:space="preserve">2. </w:t>
-      </w:r>
-      <w:proofErr w:type="spellStart"/>
+      </w:pPr>
       <w:r>
         <w:rPr>
           <w:rFonts w:ascii="Times New Roman" w:hAnsi="Times New Roman" w:cs="Times New Roman"/>
           <w:lang w:val="en-US"/>
         </w:rPr>
-        <w:t>SumSwing</w:t>
-      </w:r>
-      <w:proofErr w:type="spellEnd"/>
+        <w:t>5. SuperCalculatorSwing</w:t>
+      </w:r>
     </w:p>
     <w:p>
       <w:pPr>
@@ -1840,41 +1834,38 @@
           <w:rFonts w:ascii="Times New Roman" w:hAnsi="Times New Roman" w:cs="Times New Roman"/>
           <w:lang w:val="en-US"/>
         </w:rPr>
-        <w:t xml:space="preserve">3. </w:t>
-      </w:r>
-      <w:proofErr w:type="spellStart"/>
-      <w:r>
+        <w:t>6. QuadraticFormulaSwing</w:t>
+      </w:r>
+    </w:p>
+    <w:p>
+      <w:pPr>
         <w:rPr>
           <w:rFonts w:ascii="Times New Roman" w:hAnsi="Times New Roman" w:cs="Times New Roman"/>
           <w:lang w:val="en-US"/>
         </w:rPr>
-        <w:t>UserAgeSwing</w:t>
-      </w:r>
-      <w:proofErr w:type="spellEnd"/>
-    </w:p>
-    <w:p>
-      <w:pPr>
+      </w:pPr>
+      <w:r>
         <w:rPr>
           <w:rFonts w:ascii="Times New Roman" w:hAnsi="Times New Roman" w:cs="Times New Roman"/>
           <w:lang w:val="en-US"/>
         </w:rPr>
-      </w:pPr>
-      <w:r>
+        <w:t>7. TriangleClassifierSwing</w:t>
+      </w:r>
+    </w:p>
+    <w:p>
+      <w:pPr>
         <w:rPr>
           <w:rFonts w:ascii="Times New Roman" w:hAnsi="Times New Roman" w:cs="Times New Roman"/>
           <w:lang w:val="en-US"/>
         </w:rPr>
-        <w:t xml:space="preserve">4. </w:t>
-      </w:r>
-      <w:proofErr w:type="spellStart"/>
+      </w:pPr>
       <w:r>
         <w:rPr>
           <w:rFonts w:ascii="Times New Roman" w:hAnsi="Times New Roman" w:cs="Times New Roman"/>
           <w:lang w:val="en-US"/>
         </w:rPr>
-        <w:t>NumberGuessingSwing</w:t>
-      </w:r>
-      <w:proofErr w:type="spellEnd"/>
+        <w:t>8. FactorialSwing</w:t>
+      </w:r>
     </w:p>
     <w:p>
       <w:pPr>
@@ -1888,127 +1879,29 @@
           <w:rFonts w:ascii="Times New Roman" w:hAnsi="Times New Roman" w:cs="Times New Roman"/>
           <w:lang w:val="en-US"/>
         </w:rPr>
-        <w:t xml:space="preserve">5. </w:t>
-      </w:r>
-      <w:proofErr w:type="spellStart"/>
-      <w:r>
+        <w:t>9. StatisticsSwing</w:t>
+      </w:r>
+    </w:p>
+    <w:p>
+      <w:pPr>
         <w:rPr>
           <w:rFonts w:ascii="Times New Roman" w:hAnsi="Times New Roman" w:cs="Times New Roman"/>
           <w:lang w:val="en-US"/>
         </w:rPr>
-        <w:t>SuperCalculatorSwing</w:t>
-      </w:r>
-      <w:proofErr w:type="spellEnd"/>
-    </w:p>
-    <w:p>
-      <w:pPr>
+      </w:pPr>
+      <w:r>
         <w:rPr>
           <w:rFonts w:ascii="Times New Roman" w:hAnsi="Times New Roman" w:cs="Times New Roman"/>
           <w:lang w:val="en-US"/>
         </w:rPr>
-      </w:pPr>
+        <w:t>10.</w:t>
+      </w:r>
       <w:r>
         <w:rPr>
           <w:rFonts w:ascii="Times New Roman" w:hAnsi="Times New Roman" w:cs="Times New Roman"/>
           <w:lang w:val="en-US"/>
         </w:rPr>
-        <w:t xml:space="preserve">6. </w:t>
-      </w:r>
-      <w:proofErr w:type="spellStart"/>
-      <w:r>
-        <w:rPr>
-          <w:rFonts w:ascii="Times New Roman" w:hAnsi="Times New Roman" w:cs="Times New Roman"/>
-          <w:lang w:val="en-US"/>
-        </w:rPr>
-        <w:t>QuadraticFormulaSwing</w:t>
-      </w:r>
-      <w:proofErr w:type="spellEnd"/>
-    </w:p>
-    <w:p>
-      <w:pPr>
-        <w:rPr>
-          <w:rFonts w:ascii="Times New Roman" w:hAnsi="Times New Roman" w:cs="Times New Roman"/>
-          <w:lang w:val="en-US"/>
-        </w:rPr>
-      </w:pPr>
-      <w:r>
-        <w:rPr>
-          <w:rFonts w:ascii="Times New Roman" w:hAnsi="Times New Roman" w:cs="Times New Roman"/>
-          <w:lang w:val="en-US"/>
-        </w:rPr>
-        <w:t xml:space="preserve">7. </w:t>
-      </w:r>
-      <w:proofErr w:type="spellStart"/>
-      <w:r>
-        <w:rPr>
-          <w:rFonts w:ascii="Times New Roman" w:hAnsi="Times New Roman" w:cs="Times New Roman"/>
-          <w:lang w:val="en-US"/>
-        </w:rPr>
-        <w:t>TriangleClassifierSwing</w:t>
-      </w:r>
-      <w:proofErr w:type="spellEnd"/>
-    </w:p>
-    <w:p>
-      <w:pPr>
-        <w:rPr>
-          <w:rFonts w:ascii="Times New Roman" w:hAnsi="Times New Roman" w:cs="Times New Roman"/>
-          <w:lang w:val="en-US"/>
-        </w:rPr>
-      </w:pPr>
-      <w:r>
-        <w:rPr>
-          <w:rFonts w:ascii="Times New Roman" w:hAnsi="Times New Roman" w:cs="Times New Roman"/>
-          <w:lang w:val="en-US"/>
-        </w:rPr>
-        <w:t xml:space="preserve">8. </w:t>
-      </w:r>
-      <w:proofErr w:type="spellStart"/>
-      <w:r>
-        <w:rPr>
-          <w:rFonts w:ascii="Times New Roman" w:hAnsi="Times New Roman" w:cs="Times New Roman"/>
-          <w:lang w:val="en-US"/>
-        </w:rPr>
-        <w:t>FactorialSwing</w:t>
-      </w:r>
-      <w:proofErr w:type="spellEnd"/>
-    </w:p>
-    <w:p>
-      <w:pPr>
-        <w:rPr>
-          <w:rFonts w:ascii="Times New Roman" w:hAnsi="Times New Roman" w:cs="Times New Roman"/>
-          <w:lang w:val="en-US"/>
-        </w:rPr>
-      </w:pPr>
-      <w:r>
-        <w:rPr>
-          <w:rFonts w:ascii="Times New Roman" w:hAnsi="Times New Roman" w:cs="Times New Roman"/>
-          <w:lang w:val="en-US"/>
-        </w:rPr>
-        <w:t xml:space="preserve">9. </w:t>
-      </w:r>
-      <w:proofErr w:type="spellStart"/>
-      <w:r>
-        <w:rPr>
-          <w:rFonts w:ascii="Times New Roman" w:hAnsi="Times New Roman" w:cs="Times New Roman"/>
-          <w:lang w:val="en-US"/>
-        </w:rPr>
-        <w:t>StatisticsSwing</w:t>
-      </w:r>
-      <w:proofErr w:type="spellEnd"/>
-    </w:p>
-    <w:p>
-      <w:pPr>
-        <w:rPr>
-          <w:rFonts w:ascii="Times New Roman" w:hAnsi="Times New Roman" w:cs="Times New Roman"/>
-          <w:lang w:val="en-US"/>
-        </w:rPr>
-      </w:pPr>
-      <w:r>
-        <w:rPr>
-          <w:rFonts w:ascii="Times New Roman" w:hAnsi="Times New Roman" w:cs="Times New Roman"/>
-          <w:lang w:val="en-US"/>
-        </w:rPr>
-        <w:t>10.</w:t>
+        <w:t xml:space="preserve"> NaturalSequenceSwing</w:t>
       </w:r>
     </w:p>
     <w:p>
